--- a/lessons/3-8/readiness/practice.docx
+++ b/lessons/3-8/readiness/practice.docx
@@ -29,7 +29,7 @@
           <w:sz w:val="20"/>
           <w:szCs w:val="20"/>
         </w:rPr>
-        <w:t xml:space="preserve">Readiness practice for Lesson 4-7  ·  Builds toward 6.RP.3b</w:t>
+        <w:t xml:space="preserve">Readiness practice for Lesson 3-8 (Unit 3 · Lesson 8)  ·  Builds toward 6.AT.2</w:t>
       </w:r>
     </w:p>
     <w:p>
@@ -455,7 +455,7 @@
           <w:sz w:val="20"/>
           <w:szCs w:val="20"/>
         </w:rPr>
-        <w:t xml:space="preserve">When you've finished, open Lesson 4-7 and dive in!</w:t>
+        <w:t xml:space="preserve">When you've finished, open Lesson 3-8 and dive in!</w:t>
       </w:r>
     </w:p>
     <w:p>

--- a/lessons/3-8/readiness/practice.docx
+++ b/lessons/3-8/readiness/practice.docx
@@ -86,7 +86,1121 @@
     </w:p>
     <w:p>
       <w:pPr>
-        <w:spacing w:after="120" w:before="0"/>
+        <w:spacing w:after="60" w:before="120"/>
+      </w:pPr>
+      <w:r>
+        <w:rPr>
+          <w:b/>
+          <w:bCs/>
+          <w:color w:val="0F2B3C"/>
+          <w:sz w:val="24"/>
+          <w:szCs w:val="24"/>
+        </w:rPr>
+        <w:t xml:space="preserve">Vocabulary Anchor Box</w:t>
+      </w:r>
+    </w:p>
+    <w:tbl>
+      <w:tblPr>
+        <w:tblW w:type="dxa" w:w="9360"/>
+        <w:tblBorders>
+          <w:top w:val="single" w:color="C7D2DD" w:sz="6"/>
+          <w:left w:val="single" w:color="C7D2DD" w:sz="6"/>
+          <w:bottom w:val="single" w:color="C7D2DD" w:sz="6"/>
+          <w:right w:val="single" w:color="C7D2DD" w:sz="6"/>
+          <w:insideH w:val="single" w:color="C7D2DD" w:sz="6"/>
+          <w:insideV w:val="single" w:color="C7D2DD" w:sz="6"/>
+        </w:tblBorders>
+      </w:tblPr>
+      <w:tblGrid>
+        <w:gridCol w:w="1800"/>
+        <w:gridCol w:w="3160"/>
+        <w:gridCol w:w="2200"/>
+        <w:gridCol w:w="2200"/>
+      </w:tblGrid>
+      <w:tr>
+        <w:trPr>
+          <w:cantSplit/>
+          <w:tblHeader/>
+        </w:trPr>
+        <w:tc>
+          <w:tcPr>
+            <w:tcW w:type="dxa" w:w="1800"/>
+            <w:shd w:fill="EEF4F8" w:color="auto" w:val="clear"/>
+            <w:tcMar>
+              <w:top w:type="dxa" w:w="60"/>
+              <w:left w:type="dxa" w:w="100"/>
+              <w:bottom w:type="dxa" w:w="60"/>
+              <w:right w:type="dxa" w:w="100"/>
+            </w:tcMar>
+          </w:tcPr>
+          <w:p>
+            <w:pPr>
+              <w:spacing w:after="0" w:before="0"/>
+            </w:pPr>
+            <w:r>
+              <w:rPr>
+                <w:b/>
+                <w:bCs/>
+                <w:color w:val="0F2B3C"/>
+                <w:sz w:val="18"/>
+                <w:szCs w:val="18"/>
+              </w:rPr>
+              <w:t xml:space="preserve">Concept Term</w:t>
+            </w:r>
+          </w:p>
+        </w:tc>
+        <w:tc>
+          <w:tcPr>
+            <w:tcW w:type="dxa" w:w="3160"/>
+            <w:shd w:fill="EEF4F8" w:color="auto" w:val="clear"/>
+            <w:tcMar>
+              <w:top w:type="dxa" w:w="60"/>
+              <w:left w:type="dxa" w:w="100"/>
+              <w:bottom w:type="dxa" w:w="60"/>
+              <w:right w:type="dxa" w:w="100"/>
+            </w:tcMar>
+          </w:tcPr>
+          <w:p>
+            <w:pPr>
+              <w:spacing w:after="0" w:before="0"/>
+            </w:pPr>
+            <w:r>
+              <w:rPr>
+                <w:b/>
+                <w:bCs/>
+                <w:color w:val="0F2B3C"/>
+                <w:sz w:val="18"/>
+                <w:szCs w:val="18"/>
+              </w:rPr>
+              <w:t xml:space="preserve">Student-Friendly Definition</w:t>
+            </w:r>
+          </w:p>
+        </w:tc>
+        <w:tc>
+          <w:tcPr>
+            <w:tcW w:type="dxa" w:w="2200"/>
+            <w:shd w:fill="EEF4F8" w:color="auto" w:val="clear"/>
+            <w:tcMar>
+              <w:top w:type="dxa" w:w="60"/>
+              <w:left w:type="dxa" w:w="100"/>
+              <w:bottom w:type="dxa" w:w="60"/>
+              <w:right w:type="dxa" w:w="100"/>
+            </w:tcMar>
+          </w:tcPr>
+          <w:p>
+            <w:pPr>
+              <w:spacing w:after="0" w:before="0"/>
+            </w:pPr>
+            <w:r>
+              <w:rPr>
+                <w:b/>
+                <w:bCs/>
+                <w:color w:val="0F2B3C"/>
+                <w:sz w:val="18"/>
+                <w:szCs w:val="18"/>
+              </w:rPr>
+              <w:t xml:space="preserve">Non-Example</w:t>
+            </w:r>
+          </w:p>
+        </w:tc>
+        <w:tc>
+          <w:tcPr>
+            <w:tcW w:type="dxa" w:w="2200"/>
+            <w:shd w:fill="EEF4F8" w:color="auto" w:val="clear"/>
+            <w:tcMar>
+              <w:top w:type="dxa" w:w="60"/>
+              <w:left w:type="dxa" w:w="100"/>
+              <w:bottom w:type="dxa" w:w="60"/>
+              <w:right w:type="dxa" w:w="100"/>
+            </w:tcMar>
+          </w:tcPr>
+          <w:p>
+            <w:pPr>
+              <w:spacing w:after="0" w:before="0"/>
+            </w:pPr>
+            <w:r>
+              <w:rPr>
+                <w:b/>
+                <w:bCs/>
+                <w:color w:val="0F2B3C"/>
+                <w:sz w:val="18"/>
+                <w:szCs w:val="18"/>
+              </w:rPr>
+              <w:t xml:space="preserve">Visual Clue</w:t>
+            </w:r>
+          </w:p>
+        </w:tc>
+      </w:tr>
+      <w:tr>
+        <w:trPr>
+          <w:cantSplit/>
+        </w:trPr>
+        <w:tc>
+          <w:tcPr>
+            <w:tcW w:type="dxa" w:w="1800"/>
+            <w:tcMar>
+              <w:top w:type="dxa" w:w="60"/>
+              <w:left w:type="dxa" w:w="100"/>
+              <w:bottom w:type="dxa" w:w="60"/>
+              <w:right w:type="dxa" w:w="100"/>
+            </w:tcMar>
+            <w:vAlign w:val="top"/>
+          </w:tcPr>
+          <w:p>
+            <w:pPr>
+              <w:spacing w:after="20" w:before="0"/>
+            </w:pPr>
+            <w:r>
+              <w:rPr>
+                <w:b/>
+                <w:bCs/>
+                <w:color w:val="0F2B3C"/>
+                <w:sz w:val="20"/>
+                <w:szCs w:val="20"/>
+              </w:rPr>
+              <w:t xml:space="preserve">Unit Rate Problem Solving</w:t>
+            </w:r>
+          </w:p>
+          <w:p>
+            <w:pPr>
+              <w:spacing w:after="0" w:before="0"/>
+            </w:pPr>
+            <w:r>
+              <w:rPr>
+                <w:i/>
+                <w:iCs/>
+                <w:color w:val="5E6E7E"/>
+                <w:sz w:val="18"/>
+                <w:szCs w:val="18"/>
+              </w:rPr>
+              <w:t xml:space="preserve">Resolución de problemas con tasas unitarias</w:t>
+            </w:r>
+          </w:p>
+        </w:tc>
+        <w:tc>
+          <w:tcPr>
+            <w:tcW w:type="dxa" w:w="3160"/>
+            <w:tcMar>
+              <w:top w:type="dxa" w:w="60"/>
+              <w:left w:type="dxa" w:w="100"/>
+              <w:bottom w:type="dxa" w:w="60"/>
+              <w:right w:type="dxa" w:w="100"/>
+            </w:tcMar>
+            <w:vAlign w:val="top"/>
+          </w:tcPr>
+          <w:p>
+            <w:pPr>
+              <w:spacing w:after="0" w:before="0"/>
+            </w:pPr>
+            <w:r>
+              <w:rPr>
+                <w:sz w:val="19"/>
+                <w:szCs w:val="19"/>
+              </w:rPr>
+              <w:t xml:space="preserve">Find an amount per 1 unit and use it to compare choices or solve a problem.</w:t>
+            </w:r>
+          </w:p>
+        </w:tc>
+        <w:tc>
+          <w:tcPr>
+            <w:tcW w:type="dxa" w:w="2200"/>
+            <w:tcMar>
+              <w:top w:type="dxa" w:w="60"/>
+              <w:left w:type="dxa" w:w="100"/>
+              <w:bottom w:type="dxa" w:w="60"/>
+              <w:right w:type="dxa" w:w="100"/>
+            </w:tcMar>
+            <w:vAlign w:val="top"/>
+          </w:tcPr>
+          <w:p>
+            <w:pPr>
+              <w:spacing w:after="30" w:before="0"/>
+            </w:pPr>
+            <w:r>
+              <w:rPr>
+                <w:i/>
+                <w:iCs/>
+                <w:color w:val="5E6E7E"/>
+                <w:sz w:val="18"/>
+                <w:szCs w:val="18"/>
+              </w:rPr>
+              <w:t xml:space="preserve">Not Unit Rate Problem Solving: write a counter-example that does not fit the rule.</w:t>
+            </w:r>
+          </w:p>
+          <w:p>
+            <w:pPr>
+              <w:spacing w:after="50" w:before="0"/>
+            </w:pPr>
+            <w:r>
+              <w:rPr>
+                <w:color w:val="BBBBBB"/>
+                <w:sz w:val="18"/>
+                <w:szCs w:val="18"/>
+              </w:rPr>
+              <w:t xml:space="preserve">____________________________</w:t>
+            </w:r>
+          </w:p>
+        </w:tc>
+        <w:tc>
+          <w:tcPr>
+            <w:tcW w:type="dxa" w:w="2200"/>
+            <w:tcMar>
+              <w:top w:type="dxa" w:w="60"/>
+              <w:left w:type="dxa" w:w="100"/>
+              <w:bottom w:type="dxa" w:w="60"/>
+              <w:right w:type="dxa" w:w="100"/>
+            </w:tcMar>
+            <w:vAlign w:val="top"/>
+          </w:tcPr>
+          <w:p>
+            <w:pPr>
+              <w:spacing w:after="0" w:before="0"/>
+            </w:pPr>
+            <w:r>
+              <w:rPr>
+                <w:i/>
+                <w:iCs/>
+                <w:color w:val="5E6E7E"/>
+                <w:sz w:val="18"/>
+                <w:szCs w:val="18"/>
+              </w:rPr>
+              <w:t xml:space="preserve">$12 for 4 items = $3 per item.</w:t>
+            </w:r>
+          </w:p>
+        </w:tc>
+      </w:tr>
+      <w:tr>
+        <w:trPr>
+          <w:cantSplit/>
+        </w:trPr>
+        <w:tc>
+          <w:tcPr>
+            <w:tcW w:type="dxa" w:w="1800"/>
+            <w:tcMar>
+              <w:top w:type="dxa" w:w="60"/>
+              <w:left w:type="dxa" w:w="100"/>
+              <w:bottom w:type="dxa" w:w="60"/>
+              <w:right w:type="dxa" w:w="100"/>
+            </w:tcMar>
+            <w:vAlign w:val="top"/>
+          </w:tcPr>
+          <w:p>
+            <w:pPr>
+              <w:spacing w:after="20" w:before="0"/>
+            </w:pPr>
+            <w:r>
+              <w:rPr>
+                <w:b/>
+                <w:bCs/>
+                <w:color w:val="0F2B3C"/>
+                <w:sz w:val="20"/>
+                <w:szCs w:val="20"/>
+              </w:rPr>
+              <w:t xml:space="preserve">Unit Rate</w:t>
+            </w:r>
+          </w:p>
+          <w:p>
+            <w:pPr>
+              <w:spacing w:after="0" w:before="0"/>
+            </w:pPr>
+            <w:r>
+              <w:rPr>
+                <w:i/>
+                <w:iCs/>
+                <w:color w:val="5E6E7E"/>
+                <w:sz w:val="18"/>
+                <w:szCs w:val="18"/>
+              </w:rPr>
+              <w:t xml:space="preserve">Tasa unitaria</w:t>
+            </w:r>
+          </w:p>
+        </w:tc>
+        <w:tc>
+          <w:tcPr>
+            <w:tcW w:type="dxa" w:w="3160"/>
+            <w:tcMar>
+              <w:top w:type="dxa" w:w="60"/>
+              <w:left w:type="dxa" w:w="100"/>
+              <w:bottom w:type="dxa" w:w="60"/>
+              <w:right w:type="dxa" w:w="100"/>
+            </w:tcMar>
+            <w:vAlign w:val="top"/>
+          </w:tcPr>
+          <w:p>
+            <w:pPr>
+              <w:spacing w:after="0" w:before="0"/>
+            </w:pPr>
+            <w:r>
+              <w:rPr>
+                <w:sz w:val="19"/>
+                <w:szCs w:val="19"/>
+              </w:rPr>
+              <w:t xml:space="preserve">A rate for just 1 of something, like cost for 1 item.</w:t>
+            </w:r>
+          </w:p>
+        </w:tc>
+        <w:tc>
+          <w:tcPr>
+            <w:tcW w:type="dxa" w:w="2200"/>
+            <w:tcMar>
+              <w:top w:type="dxa" w:w="60"/>
+              <w:left w:type="dxa" w:w="100"/>
+              <w:bottom w:type="dxa" w:w="60"/>
+              <w:right w:type="dxa" w:w="100"/>
+            </w:tcMar>
+            <w:vAlign w:val="top"/>
+          </w:tcPr>
+          <w:p>
+            <w:pPr>
+              <w:spacing w:after="30" w:before="0"/>
+            </w:pPr>
+            <w:r>
+              <w:rPr>
+                <w:i/>
+                <w:iCs/>
+                <w:color w:val="5E6E7E"/>
+                <w:sz w:val="18"/>
+                <w:szCs w:val="18"/>
+              </w:rPr>
+              <w:t xml:space="preserve">Not Unit Rate: write a counter-example that does not fit the rule.</w:t>
+            </w:r>
+          </w:p>
+          <w:p>
+            <w:pPr>
+              <w:spacing w:after="50" w:before="0"/>
+            </w:pPr>
+            <w:r>
+              <w:rPr>
+                <w:color w:val="BBBBBB"/>
+                <w:sz w:val="18"/>
+                <w:szCs w:val="18"/>
+              </w:rPr>
+              <w:t xml:space="preserve">____________________________</w:t>
+            </w:r>
+          </w:p>
+        </w:tc>
+        <w:tc>
+          <w:tcPr>
+            <w:tcW w:type="dxa" w:w="2200"/>
+            <w:tcMar>
+              <w:top w:type="dxa" w:w="60"/>
+              <w:left w:type="dxa" w:w="100"/>
+              <w:bottom w:type="dxa" w:w="60"/>
+              <w:right w:type="dxa" w:w="100"/>
+            </w:tcMar>
+            <w:vAlign w:val="top"/>
+          </w:tcPr>
+          <w:p>
+            <w:pPr>
+              <w:spacing w:after="0" w:before="0"/>
+            </w:pPr>
+            <w:r>
+              <w:rPr>
+                <w:i/>
+                <w:iCs/>
+                <w:color w:val="5E6E7E"/>
+                <w:sz w:val="18"/>
+                <w:szCs w:val="18"/>
+              </w:rPr>
+              <w:t xml:space="preserve">$2.50 per pound means $2.50 for every 1 pound</w:t>
+            </w:r>
+          </w:p>
+        </w:tc>
+      </w:tr>
+      <w:tr>
+        <w:trPr>
+          <w:cantSplit/>
+        </w:trPr>
+        <w:tc>
+          <w:tcPr>
+            <w:tcW w:type="dxa" w:w="1800"/>
+            <w:tcMar>
+              <w:top w:type="dxa" w:w="60"/>
+              <w:left w:type="dxa" w:w="100"/>
+              <w:bottom w:type="dxa" w:w="60"/>
+              <w:right w:type="dxa" w:w="100"/>
+            </w:tcMar>
+            <w:vAlign w:val="top"/>
+          </w:tcPr>
+          <w:p>
+            <w:pPr>
+              <w:spacing w:after="20" w:before="0"/>
+            </w:pPr>
+            <w:r>
+              <w:rPr>
+                <w:b/>
+                <w:bCs/>
+                <w:color w:val="0F2B3C"/>
+                <w:sz w:val="20"/>
+                <w:szCs w:val="20"/>
+              </w:rPr>
+              <w:t xml:space="preserve">Better Buy</w:t>
+            </w:r>
+          </w:p>
+          <w:p>
+            <w:pPr>
+              <w:spacing w:after="0" w:before="0"/>
+            </w:pPr>
+            <w:r>
+              <w:rPr>
+                <w:i/>
+                <w:iCs/>
+                <w:color w:val="5E6E7E"/>
+                <w:sz w:val="18"/>
+                <w:szCs w:val="18"/>
+              </w:rPr>
+              <w:t xml:space="preserve">Mejor compra</w:t>
+            </w:r>
+          </w:p>
+        </w:tc>
+        <w:tc>
+          <w:tcPr>
+            <w:tcW w:type="dxa" w:w="3160"/>
+            <w:tcMar>
+              <w:top w:type="dxa" w:w="60"/>
+              <w:left w:type="dxa" w:w="100"/>
+              <w:bottom w:type="dxa" w:w="60"/>
+              <w:right w:type="dxa" w:w="100"/>
+            </w:tcMar>
+            <w:vAlign w:val="top"/>
+          </w:tcPr>
+          <w:p>
+            <w:pPr>
+              <w:spacing w:after="0" w:before="0"/>
+            </w:pPr>
+            <w:r>
+              <w:rPr>
+                <w:sz w:val="19"/>
+                <w:szCs w:val="19"/>
+              </w:rPr>
+              <w:t xml:space="preserve">The choice that costs less for each item.</w:t>
+            </w:r>
+          </w:p>
+        </w:tc>
+        <w:tc>
+          <w:tcPr>
+            <w:tcW w:type="dxa" w:w="2200"/>
+            <w:tcMar>
+              <w:top w:type="dxa" w:w="60"/>
+              <w:left w:type="dxa" w:w="100"/>
+              <w:bottom w:type="dxa" w:w="60"/>
+              <w:right w:type="dxa" w:w="100"/>
+            </w:tcMar>
+            <w:vAlign w:val="top"/>
+          </w:tcPr>
+          <w:p>
+            <w:pPr>
+              <w:spacing w:after="30" w:before="0"/>
+            </w:pPr>
+            <w:r>
+              <w:rPr>
+                <w:i/>
+                <w:iCs/>
+                <w:color w:val="5E6E7E"/>
+                <w:sz w:val="18"/>
+                <w:szCs w:val="18"/>
+              </w:rPr>
+              <w:t xml:space="preserve">Not Better Buy: write a counter-example that does not fit the rule.</w:t>
+            </w:r>
+          </w:p>
+          <w:p>
+            <w:pPr>
+              <w:spacing w:after="50" w:before="0"/>
+            </w:pPr>
+            <w:r>
+              <w:rPr>
+                <w:color w:val="BBBBBB"/>
+                <w:sz w:val="18"/>
+                <w:szCs w:val="18"/>
+              </w:rPr>
+              <w:t xml:space="preserve">____________________________</w:t>
+            </w:r>
+          </w:p>
+        </w:tc>
+        <w:tc>
+          <w:tcPr>
+            <w:tcW w:type="dxa" w:w="2200"/>
+            <w:tcMar>
+              <w:top w:type="dxa" w:w="60"/>
+              <w:left w:type="dxa" w:w="100"/>
+              <w:bottom w:type="dxa" w:w="60"/>
+              <w:right w:type="dxa" w:w="100"/>
+            </w:tcMar>
+            <w:vAlign w:val="top"/>
+          </w:tcPr>
+          <w:p>
+            <w:pPr>
+              <w:spacing w:after="0" w:before="0"/>
+            </w:pPr>
+            <w:r>
+              <w:rPr>
+                <w:i/>
+                <w:iCs/>
+                <w:color w:val="5E6E7E"/>
+                <w:sz w:val="18"/>
+                <w:szCs w:val="18"/>
+              </w:rPr>
+              <w:t xml:space="preserve">$0.10 each vs $0.15 each — the $0.10 option is the better buy</w:t>
+            </w:r>
+          </w:p>
+        </w:tc>
+      </w:tr>
+      <w:tr>
+        <w:trPr>
+          <w:cantSplit/>
+        </w:trPr>
+        <w:tc>
+          <w:tcPr>
+            <w:tcW w:type="dxa" w:w="1800"/>
+            <w:tcMar>
+              <w:top w:type="dxa" w:w="60"/>
+              <w:left w:type="dxa" w:w="100"/>
+              <w:bottom w:type="dxa" w:w="60"/>
+              <w:right w:type="dxa" w:w="100"/>
+            </w:tcMar>
+            <w:vAlign w:val="top"/>
+          </w:tcPr>
+          <w:p>
+            <w:pPr>
+              <w:spacing w:after="20" w:before="0"/>
+            </w:pPr>
+            <w:r>
+              <w:rPr>
+                <w:b/>
+                <w:bCs/>
+                <w:color w:val="0F2B3C"/>
+                <w:sz w:val="20"/>
+                <w:szCs w:val="20"/>
+              </w:rPr>
+              <w:t xml:space="preserve">Comparison</w:t>
+            </w:r>
+          </w:p>
+          <w:p>
+            <w:pPr>
+              <w:spacing w:after="0" w:before="0"/>
+            </w:pPr>
+            <w:r>
+              <w:rPr>
+                <w:i/>
+                <w:iCs/>
+                <w:color w:val="5E6E7E"/>
+                <w:sz w:val="18"/>
+                <w:szCs w:val="18"/>
+              </w:rPr>
+              <w:t xml:space="preserve">Comparación</w:t>
+            </w:r>
+          </w:p>
+        </w:tc>
+        <w:tc>
+          <w:tcPr>
+            <w:tcW w:type="dxa" w:w="3160"/>
+            <w:tcMar>
+              <w:top w:type="dxa" w:w="60"/>
+              <w:left w:type="dxa" w:w="100"/>
+              <w:bottom w:type="dxa" w:w="60"/>
+              <w:right w:type="dxa" w:w="100"/>
+            </w:tcMar>
+            <w:vAlign w:val="top"/>
+          </w:tcPr>
+          <w:p>
+            <w:pPr>
+              <w:spacing w:after="0" w:before="0"/>
+            </w:pPr>
+            <w:r>
+              <w:rPr>
+                <w:sz w:val="19"/>
+                <w:szCs w:val="19"/>
+              </w:rPr>
+              <w:t xml:space="preserve">Looking at two or more amounts to see how they are related.</w:t>
+            </w:r>
+          </w:p>
+        </w:tc>
+        <w:tc>
+          <w:tcPr>
+            <w:tcW w:type="dxa" w:w="2200"/>
+            <w:tcMar>
+              <w:top w:type="dxa" w:w="60"/>
+              <w:left w:type="dxa" w:w="100"/>
+              <w:bottom w:type="dxa" w:w="60"/>
+              <w:right w:type="dxa" w:w="100"/>
+            </w:tcMar>
+            <w:vAlign w:val="top"/>
+          </w:tcPr>
+          <w:p>
+            <w:pPr>
+              <w:spacing w:after="30" w:before="0"/>
+            </w:pPr>
+            <w:r>
+              <w:rPr>
+                <w:i/>
+                <w:iCs/>
+                <w:color w:val="5E6E7E"/>
+                <w:sz w:val="18"/>
+                <w:szCs w:val="18"/>
+              </w:rPr>
+              <w:t xml:space="preserve">Not Comparison: write a counter-example that does not fit the rule.</w:t>
+            </w:r>
+          </w:p>
+          <w:p>
+            <w:pPr>
+              <w:spacing w:after="50" w:before="0"/>
+            </w:pPr>
+            <w:r>
+              <w:rPr>
+                <w:color w:val="BBBBBB"/>
+                <w:sz w:val="18"/>
+                <w:szCs w:val="18"/>
+              </w:rPr>
+              <w:t xml:space="preserve">____________________________</w:t>
+            </w:r>
+          </w:p>
+        </w:tc>
+        <w:tc>
+          <w:tcPr>
+            <w:tcW w:type="dxa" w:w="2200"/>
+            <w:tcMar>
+              <w:top w:type="dxa" w:w="60"/>
+              <w:left w:type="dxa" w:w="100"/>
+              <w:bottom w:type="dxa" w:w="60"/>
+              <w:right w:type="dxa" w:w="100"/>
+            </w:tcMar>
+            <w:vAlign w:val="top"/>
+          </w:tcPr>
+          <w:p>
+            <w:pPr>
+              <w:spacing w:after="0" w:before="0"/>
+            </w:pPr>
+            <w:r>
+              <w:rPr>
+                <w:i/>
+                <w:iCs/>
+                <w:color w:val="5E6E7E"/>
+                <w:sz w:val="18"/>
+                <w:szCs w:val="18"/>
+              </w:rPr>
+              <w:t xml:space="preserve">$3 per game &lt; $4 per game</w:t>
+            </w:r>
+          </w:p>
+        </w:tc>
+      </w:tr>
+      <w:tr>
+        <w:trPr>
+          <w:cantSplit/>
+        </w:trPr>
+        <w:tc>
+          <w:tcPr>
+            <w:tcW w:type="dxa" w:w="1800"/>
+            <w:tcMar>
+              <w:top w:type="dxa" w:w="60"/>
+              <w:left w:type="dxa" w:w="100"/>
+              <w:bottom w:type="dxa" w:w="60"/>
+              <w:right w:type="dxa" w:w="100"/>
+            </w:tcMar>
+            <w:vAlign w:val="top"/>
+          </w:tcPr>
+          <w:p>
+            <w:pPr>
+              <w:spacing w:after="20" w:before="0"/>
+            </w:pPr>
+            <w:r>
+              <w:rPr>
+                <w:b/>
+                <w:bCs/>
+                <w:color w:val="0F2B3C"/>
+                <w:sz w:val="20"/>
+                <w:szCs w:val="20"/>
+              </w:rPr>
+              <w:t xml:space="preserve">Per Unit</w:t>
+            </w:r>
+          </w:p>
+          <w:p>
+            <w:pPr>
+              <w:spacing w:after="0" w:before="0"/>
+            </w:pPr>
+            <w:r>
+              <w:rPr>
+                <w:i/>
+                <w:iCs/>
+                <w:color w:val="5E6E7E"/>
+                <w:sz w:val="18"/>
+                <w:szCs w:val="18"/>
+              </w:rPr>
+              <w:t xml:space="preserve">Por unidad</w:t>
+            </w:r>
+          </w:p>
+        </w:tc>
+        <w:tc>
+          <w:tcPr>
+            <w:tcW w:type="dxa" w:w="3160"/>
+            <w:tcMar>
+              <w:top w:type="dxa" w:w="60"/>
+              <w:left w:type="dxa" w:w="100"/>
+              <w:bottom w:type="dxa" w:w="60"/>
+              <w:right w:type="dxa" w:w="100"/>
+            </w:tcMar>
+            <w:vAlign w:val="top"/>
+          </w:tcPr>
+          <w:p>
+            <w:pPr>
+              <w:spacing w:after="0" w:before="0"/>
+            </w:pPr>
+            <w:r>
+              <w:rPr>
+                <w:sz w:val="19"/>
+                <w:szCs w:val="19"/>
+              </w:rPr>
+              <w:t xml:space="preserve">For each single item.</w:t>
+            </w:r>
+          </w:p>
+        </w:tc>
+        <w:tc>
+          <w:tcPr>
+            <w:tcW w:type="dxa" w:w="2200"/>
+            <w:tcMar>
+              <w:top w:type="dxa" w:w="60"/>
+              <w:left w:type="dxa" w:w="100"/>
+              <w:bottom w:type="dxa" w:w="60"/>
+              <w:right w:type="dxa" w:w="100"/>
+            </w:tcMar>
+            <w:vAlign w:val="top"/>
+          </w:tcPr>
+          <w:p>
+            <w:pPr>
+              <w:spacing w:after="30" w:before="0"/>
+            </w:pPr>
+            <w:r>
+              <w:rPr>
+                <w:i/>
+                <w:iCs/>
+                <w:color w:val="5E6E7E"/>
+                <w:sz w:val="18"/>
+                <w:szCs w:val="18"/>
+              </w:rPr>
+              <w:t xml:space="preserve">Not Per Unit: write a counter-example that does not fit the rule.</w:t>
+            </w:r>
+          </w:p>
+          <w:p>
+            <w:pPr>
+              <w:spacing w:after="50" w:before="0"/>
+            </w:pPr>
+            <w:r>
+              <w:rPr>
+                <w:color w:val="BBBBBB"/>
+                <w:sz w:val="18"/>
+                <w:szCs w:val="18"/>
+              </w:rPr>
+              <w:t xml:space="preserve">____________________________</w:t>
+            </w:r>
+          </w:p>
+        </w:tc>
+        <w:tc>
+          <w:tcPr>
+            <w:tcW w:type="dxa" w:w="2200"/>
+            <w:tcMar>
+              <w:top w:type="dxa" w:w="60"/>
+              <w:left w:type="dxa" w:w="100"/>
+              <w:bottom w:type="dxa" w:w="60"/>
+              <w:right w:type="dxa" w:w="100"/>
+            </w:tcMar>
+            <w:vAlign w:val="top"/>
+          </w:tcPr>
+          <w:p>
+            <w:pPr>
+              <w:spacing w:after="0" w:before="0"/>
+            </w:pPr>
+            <w:r>
+              <w:rPr>
+                <w:i/>
+                <w:iCs/>
+                <w:color w:val="5E6E7E"/>
+                <w:sz w:val="18"/>
+                <w:szCs w:val="18"/>
+              </w:rPr>
+              <w:t xml:space="preserve">$0.50 per token means each token costs $0.50</w:t>
+            </w:r>
+          </w:p>
+        </w:tc>
+      </w:tr>
+      <w:tr>
+        <w:trPr>
+          <w:cantSplit/>
+        </w:trPr>
+        <w:tc>
+          <w:tcPr>
+            <w:tcW w:type="dxa" w:w="1800"/>
+            <w:tcMar>
+              <w:top w:type="dxa" w:w="60"/>
+              <w:left w:type="dxa" w:w="100"/>
+              <w:bottom w:type="dxa" w:w="60"/>
+              <w:right w:type="dxa" w:w="100"/>
+            </w:tcMar>
+            <w:vAlign w:val="top"/>
+          </w:tcPr>
+          <w:p>
+            <w:pPr>
+              <w:spacing w:after="20" w:before="0"/>
+            </w:pPr>
+            <w:r>
+              <w:rPr>
+                <w:b/>
+                <w:bCs/>
+                <w:color w:val="0F2B3C"/>
+                <w:sz w:val="20"/>
+                <w:szCs w:val="20"/>
+              </w:rPr>
+              <w:t xml:space="preserve">Rate</w:t>
+            </w:r>
+          </w:p>
+          <w:p>
+            <w:pPr>
+              <w:spacing w:after="0" w:before="0"/>
+            </w:pPr>
+            <w:r>
+              <w:rPr>
+                <w:i/>
+                <w:iCs/>
+                <w:color w:val="5E6E7E"/>
+                <w:sz w:val="18"/>
+                <w:szCs w:val="18"/>
+              </w:rPr>
+              <w:t xml:space="preserve">Tasa</w:t>
+            </w:r>
+          </w:p>
+        </w:tc>
+        <w:tc>
+          <w:tcPr>
+            <w:tcW w:type="dxa" w:w="3160"/>
+            <w:tcMar>
+              <w:top w:type="dxa" w:w="60"/>
+              <w:left w:type="dxa" w:w="100"/>
+              <w:bottom w:type="dxa" w:w="60"/>
+              <w:right w:type="dxa" w:w="100"/>
+            </w:tcMar>
+            <w:vAlign w:val="top"/>
+          </w:tcPr>
+          <w:p>
+            <w:pPr>
+              <w:spacing w:after="0" w:before="0"/>
+            </w:pPr>
+            <w:r>
+              <w:rPr>
+                <w:sz w:val="19"/>
+                <w:szCs w:val="19"/>
+              </w:rPr>
+              <w:t xml:space="preserve">A ratio comparing two amounts with different units, like miles per hour.</w:t>
+            </w:r>
+          </w:p>
+        </w:tc>
+        <w:tc>
+          <w:tcPr>
+            <w:tcW w:type="dxa" w:w="2200"/>
+            <w:tcMar>
+              <w:top w:type="dxa" w:w="60"/>
+              <w:left w:type="dxa" w:w="100"/>
+              <w:bottom w:type="dxa" w:w="60"/>
+              <w:right w:type="dxa" w:w="100"/>
+            </w:tcMar>
+            <w:vAlign w:val="top"/>
+          </w:tcPr>
+          <w:p>
+            <w:pPr>
+              <w:spacing w:after="30" w:before="0"/>
+            </w:pPr>
+            <w:r>
+              <w:rPr>
+                <w:i/>
+                <w:iCs/>
+                <w:color w:val="5E6E7E"/>
+                <w:sz w:val="18"/>
+                <w:szCs w:val="18"/>
+              </w:rPr>
+              <w:t xml:space="preserve">Not Rate: write a counter-example that does not fit the rule.</w:t>
+            </w:r>
+          </w:p>
+          <w:p>
+            <w:pPr>
+              <w:spacing w:after="50" w:before="0"/>
+            </w:pPr>
+            <w:r>
+              <w:rPr>
+                <w:color w:val="BBBBBB"/>
+                <w:sz w:val="18"/>
+                <w:szCs w:val="18"/>
+              </w:rPr>
+              <w:t xml:space="preserve">____________________________</w:t>
+            </w:r>
+          </w:p>
+        </w:tc>
+        <w:tc>
+          <w:tcPr>
+            <w:tcW w:type="dxa" w:w="2200"/>
+            <w:tcMar>
+              <w:top w:type="dxa" w:w="60"/>
+              <w:left w:type="dxa" w:w="100"/>
+              <w:bottom w:type="dxa" w:w="60"/>
+              <w:right w:type="dxa" w:w="100"/>
+            </w:tcMar>
+            <w:vAlign w:val="top"/>
+          </w:tcPr>
+          <w:p>
+            <w:pPr>
+              <w:spacing w:after="0" w:before="0"/>
+            </w:pPr>
+            <w:r>
+              <w:rPr>
+                <w:i/>
+                <w:iCs/>
+                <w:color w:val="5E6E7E"/>
+                <w:sz w:val="18"/>
+                <w:szCs w:val="18"/>
+              </w:rPr>
+              <w:t xml:space="preserve">120 miles in 3 hours is a rate (miles and hours are different units)</w:t>
+            </w:r>
+          </w:p>
+        </w:tc>
+      </w:tr>
+      <w:tr>
+        <w:trPr>
+          <w:cantSplit/>
+        </w:trPr>
+        <w:tc>
+          <w:tcPr>
+            <w:tcW w:type="dxa" w:w="1800"/>
+            <w:tcMar>
+              <w:top w:type="dxa" w:w="60"/>
+              <w:left w:type="dxa" w:w="100"/>
+              <w:bottom w:type="dxa" w:w="60"/>
+              <w:right w:type="dxa" w:w="100"/>
+            </w:tcMar>
+            <w:vAlign w:val="top"/>
+          </w:tcPr>
+          <w:p>
+            <w:pPr>
+              <w:spacing w:after="20" w:before="0"/>
+            </w:pPr>
+            <w:r>
+              <w:rPr>
+                <w:b/>
+                <w:bCs/>
+                <w:color w:val="0F2B3C"/>
+                <w:sz w:val="20"/>
+                <w:szCs w:val="20"/>
+              </w:rPr>
+              <w:t xml:space="preserve">Proportion</w:t>
+            </w:r>
+          </w:p>
+          <w:p>
+            <w:pPr>
+              <w:spacing w:after="0" w:before="0"/>
+            </w:pPr>
+            <w:r>
+              <w:rPr>
+                <w:i/>
+                <w:iCs/>
+                <w:color w:val="5E6E7E"/>
+                <w:sz w:val="18"/>
+                <w:szCs w:val="18"/>
+              </w:rPr>
+              <w:t xml:space="preserve">Proporción</w:t>
+            </w:r>
+          </w:p>
+        </w:tc>
+        <w:tc>
+          <w:tcPr>
+            <w:tcW w:type="dxa" w:w="3160"/>
+            <w:tcMar>
+              <w:top w:type="dxa" w:w="60"/>
+              <w:left w:type="dxa" w:w="100"/>
+              <w:bottom w:type="dxa" w:w="60"/>
+              <w:right w:type="dxa" w:w="100"/>
+            </w:tcMar>
+            <w:vAlign w:val="top"/>
+          </w:tcPr>
+          <w:p>
+            <w:pPr>
+              <w:spacing w:after="0" w:before="0"/>
+            </w:pPr>
+            <w:r>
+              <w:rPr>
+                <w:sz w:val="19"/>
+                <w:szCs w:val="19"/>
+              </w:rPr>
+              <w:t xml:space="preserve">A math sentence saying two ratios are equal. It helps find a missing number.</w:t>
+            </w:r>
+          </w:p>
+        </w:tc>
+        <w:tc>
+          <w:tcPr>
+            <w:tcW w:type="dxa" w:w="2200"/>
+            <w:tcMar>
+              <w:top w:type="dxa" w:w="60"/>
+              <w:left w:type="dxa" w:w="100"/>
+              <w:bottom w:type="dxa" w:w="60"/>
+              <w:right w:type="dxa" w:w="100"/>
+            </w:tcMar>
+            <w:vAlign w:val="top"/>
+          </w:tcPr>
+          <w:p>
+            <w:pPr>
+              <w:spacing w:after="30" w:before="0"/>
+            </w:pPr>
+            <w:r>
+              <w:rPr>
+                <w:i/>
+                <w:iCs/>
+                <w:color w:val="5E6E7E"/>
+                <w:sz w:val="18"/>
+                <w:szCs w:val="18"/>
+              </w:rPr>
+              <w:t xml:space="preserve">Not Proportion: write a counter-example that does not fit the rule.</w:t>
+            </w:r>
+          </w:p>
+          <w:p>
+            <w:pPr>
+              <w:spacing w:after="50" w:before="0"/>
+            </w:pPr>
+            <w:r>
+              <w:rPr>
+                <w:color w:val="BBBBBB"/>
+                <w:sz w:val="18"/>
+                <w:szCs w:val="18"/>
+              </w:rPr>
+              <w:t xml:space="preserve">____________________________</w:t>
+            </w:r>
+          </w:p>
+        </w:tc>
+        <w:tc>
+          <w:tcPr>
+            <w:tcW w:type="dxa" w:w="2200"/>
+            <w:tcMar>
+              <w:top w:type="dxa" w:w="60"/>
+              <w:left w:type="dxa" w:w="100"/>
+              <w:bottom w:type="dxa" w:w="60"/>
+              <w:right w:type="dxa" w:w="100"/>
+            </w:tcMar>
+            <w:vAlign w:val="top"/>
+          </w:tcPr>
+          <w:p>
+            <w:pPr>
+              <w:spacing w:after="0" w:before="0"/>
+            </w:pPr>
+            <w:r>
+              <w:rPr>
+                <w:i/>
+                <w:iCs/>
+                <w:color w:val="5E6E7E"/>
+                <w:sz w:val="18"/>
+                <w:szCs w:val="18"/>
+              </w:rPr>
+              <w:t xml:space="preserve">5/3 = x/12 → x = 20</w:t>
+            </w:r>
+          </w:p>
+        </w:tc>
+      </w:tr>
+    </w:tbl>
+    <w:p>
+      <w:pPr>
+        <w:spacing w:after="120" w:before="140"/>
       </w:pPr>
       <w:r>
         <w:rPr>
@@ -127,73 +1241,922 @@
         <w:t xml:space="preserve">Find the rate for one, then build up.</w:t>
       </w:r>
     </w:p>
-    <w:p>
-      <w:pPr>
-        <w:spacing w:after="40" w:before="0"/>
-      </w:pPr>
-      <w:r>
-        <w:rPr>
-          <w:sz w:val="22"/>
-          <w:szCs w:val="22"/>
-        </w:rPr>
-        <w:t xml:space="preserve">1.  $6 for 3 pens → cost of 1 pen? (6 ÷ 3)</w:t>
-      </w:r>
-    </w:p>
-    <w:p>
-      <w:pPr>
-        <w:spacing w:after="80" w:before="0"/>
-      </w:pPr>
-      <w:r>
-        <w:rPr>
-          <w:color w:val="BBBBBB"/>
-        </w:rPr>
-        <w:t xml:space="preserve">____________________________________________________</w:t>
-      </w:r>
-    </w:p>
-    <w:p>
-      <w:pPr>
-        <w:spacing w:after="40" w:before="0"/>
-      </w:pPr>
-      <w:r>
-        <w:rPr>
-          <w:sz w:val="22"/>
-          <w:szCs w:val="22"/>
-        </w:rPr>
-        <w:t xml:space="preserve">2.  If 1 pen is $2, how much for 2 pens? (2 × 2)</w:t>
-      </w:r>
-    </w:p>
-    <w:p>
-      <w:pPr>
-        <w:spacing w:after="80" w:before="0"/>
-      </w:pPr>
-      <w:r>
-        <w:rPr>
-          <w:color w:val="BBBBBB"/>
-        </w:rPr>
-        <w:t xml:space="preserve">____________________________________________________</w:t>
-      </w:r>
-    </w:p>
-    <w:p>
-      <w:pPr>
-        <w:spacing w:after="40" w:before="0"/>
-      </w:pPr>
-      <w:r>
-        <w:rPr>
-          <w:sz w:val="22"/>
-          <w:szCs w:val="22"/>
-        </w:rPr>
-        <w:t xml:space="preserve">3.  How much for 5 pens at $2 each? (2 × 5)</w:t>
-      </w:r>
-    </w:p>
-    <w:p>
-      <w:pPr>
-        <w:spacing w:after="80" w:before="0"/>
-      </w:pPr>
-      <w:r>
-        <w:rPr>
-          <w:color w:val="BBBBBB"/>
-        </w:rPr>
-        <w:t xml:space="preserve">____________________________________________________</w:t>
+    <w:tbl>
+      <w:tblPr>
+        <w:tblW w:type="dxa" w:w="9360"/>
+        <w:tblBorders>
+          <w:top w:val="single" w:color="C7D2DD" w:sz="6"/>
+          <w:left w:val="single" w:color="C7D2DD" w:sz="6"/>
+          <w:bottom w:val="single" w:color="C7D2DD" w:sz="6"/>
+          <w:right w:val="single" w:color="C7D2DD" w:sz="6"/>
+          <w:insideH w:val="single" w:color="C7D2DD" w:sz="6"/>
+          <w:insideV w:val="single" w:color="C7D2DD" w:sz="6"/>
+        </w:tblBorders>
+      </w:tblPr>
+      <w:tblGrid>
+        <w:gridCol w:w="2800"/>
+        <w:gridCol w:w="3560"/>
+        <w:gridCol w:w="3000"/>
+      </w:tblGrid>
+      <w:tr>
+        <w:trPr>
+          <w:cantSplit/>
+          <w:tblHeader/>
+        </w:trPr>
+        <w:tc>
+          <w:tcPr>
+            <w:tcW w:type="dxa" w:w="2800"/>
+            <w:shd w:fill="EEF4F8" w:color="auto" w:val="clear"/>
+            <w:tcMar>
+              <w:top w:type="dxa" w:w="60"/>
+              <w:left w:type="dxa" w:w="100"/>
+              <w:bottom w:type="dxa" w:w="60"/>
+              <w:right w:type="dxa" w:w="100"/>
+            </w:tcMar>
+          </w:tcPr>
+          <w:p>
+            <w:pPr>
+              <w:spacing w:after="0" w:before="0"/>
+            </w:pPr>
+            <w:r>
+              <w:rPr>
+                <w:b/>
+                <w:bCs/>
+                <w:color w:val="0F2B3C"/>
+                <w:sz w:val="16"/>
+                <w:szCs w:val="16"/>
+              </w:rPr>
+              <w:t xml:space="preserve">CORE PROBLEM / GIVEN REPRESENTATION</w:t>
+            </w:r>
+          </w:p>
+        </w:tc>
+        <w:tc>
+          <w:tcPr>
+            <w:tcW w:type="dxa" w:w="3560"/>
+            <w:shd w:fill="EEF4F8" w:color="auto" w:val="clear"/>
+            <w:tcMar>
+              <w:top w:type="dxa" w:w="60"/>
+              <w:left w:type="dxa" w:w="100"/>
+              <w:bottom w:type="dxa" w:w="60"/>
+              <w:right w:type="dxa" w:w="100"/>
+            </w:tcMar>
+          </w:tcPr>
+          <w:p>
+            <w:pPr>
+              <w:spacing w:after="0" w:before="0"/>
+            </w:pPr>
+            <w:r>
+              <w:rPr>
+                <w:b/>
+                <w:bCs/>
+                <w:color w:val="0F2B3C"/>
+                <w:sz w:val="16"/>
+                <w:szCs w:val="16"/>
+              </w:rPr>
+              <w:t xml:space="preserve">WORKING SPACE / CALCULATION STEPS</w:t>
+            </w:r>
+          </w:p>
+        </w:tc>
+        <w:tc>
+          <w:tcPr>
+            <w:tcW w:type="dxa" w:w="3000"/>
+            <w:shd w:fill="FBF3E2" w:color="auto" w:val="clear"/>
+            <w:tcMar>
+              <w:top w:type="dxa" w:w="60"/>
+              <w:left w:type="dxa" w:w="100"/>
+              <w:bottom w:type="dxa" w:w="60"/>
+              <w:right w:type="dxa" w:w="100"/>
+            </w:tcMar>
+          </w:tcPr>
+          <w:p>
+            <w:pPr>
+              <w:spacing w:after="0" w:before="0"/>
+            </w:pPr>
+            <w:r>
+              <w:rPr>
+                <w:b/>
+                <w:bCs/>
+                <w:color w:val="7A5400"/>
+                <w:sz w:val="16"/>
+                <w:szCs w:val="16"/>
+              </w:rPr>
+              <w:t xml:space="preserve">EXPLAIN YOUR REASONING</w:t>
+            </w:r>
+          </w:p>
+        </w:tc>
+      </w:tr>
+      <w:tr>
+        <w:trPr>
+          <w:cantSplit/>
+        </w:trPr>
+        <w:tc>
+          <w:tcPr>
+            <w:tcW w:type="dxa" w:w="2800"/>
+            <w:tcMar>
+              <w:top w:type="dxa" w:w="80"/>
+              <w:left w:type="dxa" w:w="100"/>
+              <w:bottom w:type="dxa" w:w="80"/>
+              <w:right w:type="dxa" w:w="100"/>
+            </w:tcMar>
+            <w:vAlign w:val="top"/>
+          </w:tcPr>
+          <w:p>
+            <w:pPr>
+              <w:spacing w:after="40" w:before="0"/>
+            </w:pPr>
+            <w:r>
+              <w:rPr>
+                <w:b/>
+                <w:bCs/>
+                <w:color w:val="0F2B3C"/>
+                <w:sz w:val="20"/>
+                <w:szCs w:val="20"/>
+              </w:rPr>
+              <w:t xml:space="preserve">1.  $6 for 3 pens → cost of 1 pen? (6 ÷ 3)</w:t>
+            </w:r>
+          </w:p>
+        </w:tc>
+        <w:tc>
+          <w:tcPr>
+            <w:tcW w:type="dxa" w:w="3560"/>
+            <w:tcMar>
+              <w:top w:type="dxa" w:w="80"/>
+              <w:left w:type="dxa" w:w="100"/>
+              <w:bottom w:type="dxa" w:w="80"/>
+              <w:right w:type="dxa" w:w="100"/>
+            </w:tcMar>
+            <w:vAlign w:val="top"/>
+          </w:tcPr>
+          <w:p>
+            <w:pPr>
+              <w:spacing w:after="50" w:before="0"/>
+            </w:pPr>
+            <w:r>
+              <w:rPr>
+                <w:color w:val="BBBBBB"/>
+                <w:sz w:val="18"/>
+                <w:szCs w:val="18"/>
+              </w:rPr>
+              <w:t xml:space="preserve">____________________________</w:t>
+            </w:r>
+          </w:p>
+          <w:p>
+            <w:pPr>
+              <w:spacing w:after="50" w:before="0"/>
+            </w:pPr>
+            <w:r>
+              <w:rPr>
+                <w:color w:val="BBBBBB"/>
+                <w:sz w:val="18"/>
+                <w:szCs w:val="18"/>
+              </w:rPr>
+              <w:t xml:space="preserve">____________________________</w:t>
+            </w:r>
+          </w:p>
+          <w:p>
+            <w:pPr>
+              <w:spacing w:after="50" w:before="0"/>
+            </w:pPr>
+            <w:r>
+              <w:rPr>
+                <w:color w:val="BBBBBB"/>
+                <w:sz w:val="18"/>
+                <w:szCs w:val="18"/>
+              </w:rPr>
+              <w:t xml:space="preserve">____________________________</w:t>
+            </w:r>
+          </w:p>
+          <w:p>
+            <w:pPr>
+              <w:spacing w:after="50" w:before="0"/>
+            </w:pPr>
+            <w:r>
+              <w:rPr>
+                <w:color w:val="BBBBBB"/>
+                <w:sz w:val="18"/>
+                <w:szCs w:val="18"/>
+              </w:rPr>
+              <w:t xml:space="preserve">____________________________</w:t>
+            </w:r>
+          </w:p>
+        </w:tc>
+        <w:tc>
+          <w:tcPr>
+            <w:tcW w:type="dxa" w:w="3000"/>
+            <w:shd w:fill="FBF3E2" w:color="auto" w:val="clear"/>
+            <w:tcMar>
+              <w:top w:type="dxa" w:w="80"/>
+              <w:left w:type="dxa" w:w="100"/>
+              <w:bottom w:type="dxa" w:w="80"/>
+              <w:right w:type="dxa" w:w="100"/>
+            </w:tcMar>
+            <w:vAlign w:val="top"/>
+          </w:tcPr>
+          <w:p>
+            <w:pPr>
+              <w:spacing w:after="30" w:before="0"/>
+            </w:pPr>
+            <w:r>
+              <w:rPr>
+                <w:b/>
+                <w:bCs/>
+                <w:color w:val="0F2B3C"/>
+                <w:sz w:val="18"/>
+                <w:szCs w:val="18"/>
+              </w:rPr>
+              <w:t xml:space="preserve">Because... ________________</w:t>
+            </w:r>
+          </w:p>
+          <w:p>
+            <w:pPr>
+              <w:spacing w:after="50" w:before="0"/>
+            </w:pPr>
+            <w:r>
+              <w:rPr>
+                <w:color w:val="BBBBBB"/>
+                <w:sz w:val="18"/>
+                <w:szCs w:val="18"/>
+              </w:rPr>
+              <w:t xml:space="preserve">____________________________</w:t>
+            </w:r>
+          </w:p>
+          <w:p>
+            <w:pPr>
+              <w:spacing w:after="30" w:before="40"/>
+            </w:pPr>
+            <w:r>
+              <w:rPr>
+                <w:b/>
+                <w:bCs/>
+                <w:color w:val="1A6FB5"/>
+                <w:sz w:val="18"/>
+                <w:szCs w:val="18"/>
+              </w:rPr>
+              <w:t xml:space="preserve">Although... _______________</w:t>
+            </w:r>
+          </w:p>
+          <w:p>
+            <w:pPr>
+              <w:spacing w:after="50" w:before="0"/>
+            </w:pPr>
+            <w:r>
+              <w:rPr>
+                <w:color w:val="BBBBBB"/>
+                <w:sz w:val="18"/>
+                <w:szCs w:val="18"/>
+              </w:rPr>
+              <w:t xml:space="preserve">____________________________</w:t>
+            </w:r>
+          </w:p>
+          <w:p>
+            <w:pPr>
+              <w:spacing w:after="30" w:before="40"/>
+            </w:pPr>
+            <w:r>
+              <w:rPr>
+                <w:b/>
+                <w:bCs/>
+                <w:color w:val="7A5400"/>
+                <w:sz w:val="18"/>
+                <w:szCs w:val="18"/>
+              </w:rPr>
+              <w:t xml:space="preserve">Therefore... ______________</w:t>
+            </w:r>
+          </w:p>
+          <w:p>
+            <w:pPr>
+              <w:spacing w:after="50" w:before="0"/>
+            </w:pPr>
+            <w:r>
+              <w:rPr>
+                <w:color w:val="BBBBBB"/>
+                <w:sz w:val="18"/>
+                <w:szCs w:val="18"/>
+              </w:rPr>
+              <w:t xml:space="preserve">____________________________</w:t>
+            </w:r>
+          </w:p>
+        </w:tc>
+      </w:tr>
+    </w:tbl>
+    <w:p>
+      <w:pPr>
+        <w:spacing w:after="60" w:before="0"/>
+      </w:pPr>
+      <w:r>
+        <w:t xml:space="preserve"/>
+      </w:r>
+    </w:p>
+    <w:tbl>
+      <w:tblPr>
+        <w:tblW w:type="dxa" w:w="9360"/>
+        <w:tblBorders>
+          <w:top w:val="single" w:color="C7D2DD" w:sz="6"/>
+          <w:left w:val="single" w:color="C7D2DD" w:sz="6"/>
+          <w:bottom w:val="single" w:color="C7D2DD" w:sz="6"/>
+          <w:right w:val="single" w:color="C7D2DD" w:sz="6"/>
+          <w:insideH w:val="single" w:color="C7D2DD" w:sz="6"/>
+          <w:insideV w:val="single" w:color="C7D2DD" w:sz="6"/>
+        </w:tblBorders>
+      </w:tblPr>
+      <w:tblGrid>
+        <w:gridCol w:w="2800"/>
+        <w:gridCol w:w="3560"/>
+        <w:gridCol w:w="3000"/>
+      </w:tblGrid>
+      <w:tr>
+        <w:trPr>
+          <w:cantSplit/>
+          <w:tblHeader/>
+        </w:trPr>
+        <w:tc>
+          <w:tcPr>
+            <w:tcW w:type="dxa" w:w="2800"/>
+            <w:shd w:fill="EEF4F8" w:color="auto" w:val="clear"/>
+            <w:tcMar>
+              <w:top w:type="dxa" w:w="60"/>
+              <w:left w:type="dxa" w:w="100"/>
+              <w:bottom w:type="dxa" w:w="60"/>
+              <w:right w:type="dxa" w:w="100"/>
+            </w:tcMar>
+          </w:tcPr>
+          <w:p>
+            <w:pPr>
+              <w:spacing w:after="0" w:before="0"/>
+            </w:pPr>
+            <w:r>
+              <w:rPr>
+                <w:b/>
+                <w:bCs/>
+                <w:color w:val="0F2B3C"/>
+                <w:sz w:val="16"/>
+                <w:szCs w:val="16"/>
+              </w:rPr>
+              <w:t xml:space="preserve">CORE PROBLEM / GIVEN REPRESENTATION</w:t>
+            </w:r>
+          </w:p>
+        </w:tc>
+        <w:tc>
+          <w:tcPr>
+            <w:tcW w:type="dxa" w:w="3560"/>
+            <w:shd w:fill="EEF4F8" w:color="auto" w:val="clear"/>
+            <w:tcMar>
+              <w:top w:type="dxa" w:w="60"/>
+              <w:left w:type="dxa" w:w="100"/>
+              <w:bottom w:type="dxa" w:w="60"/>
+              <w:right w:type="dxa" w:w="100"/>
+            </w:tcMar>
+          </w:tcPr>
+          <w:p>
+            <w:pPr>
+              <w:spacing w:after="0" w:before="0"/>
+            </w:pPr>
+            <w:r>
+              <w:rPr>
+                <w:b/>
+                <w:bCs/>
+                <w:color w:val="0F2B3C"/>
+                <w:sz w:val="16"/>
+                <w:szCs w:val="16"/>
+              </w:rPr>
+              <w:t xml:space="preserve">WORKING SPACE / CALCULATION STEPS</w:t>
+            </w:r>
+          </w:p>
+        </w:tc>
+        <w:tc>
+          <w:tcPr>
+            <w:tcW w:type="dxa" w:w="3000"/>
+            <w:shd w:fill="FBF3E2" w:color="auto" w:val="clear"/>
+            <w:tcMar>
+              <w:top w:type="dxa" w:w="60"/>
+              <w:left w:type="dxa" w:w="100"/>
+              <w:bottom w:type="dxa" w:w="60"/>
+              <w:right w:type="dxa" w:w="100"/>
+            </w:tcMar>
+          </w:tcPr>
+          <w:p>
+            <w:pPr>
+              <w:spacing w:after="0" w:before="0"/>
+            </w:pPr>
+            <w:r>
+              <w:rPr>
+                <w:b/>
+                <w:bCs/>
+                <w:color w:val="7A5400"/>
+                <w:sz w:val="16"/>
+                <w:szCs w:val="16"/>
+              </w:rPr>
+              <w:t xml:space="preserve">EXPLAIN YOUR REASONING</w:t>
+            </w:r>
+          </w:p>
+        </w:tc>
+      </w:tr>
+      <w:tr>
+        <w:trPr>
+          <w:cantSplit/>
+        </w:trPr>
+        <w:tc>
+          <w:tcPr>
+            <w:tcW w:type="dxa" w:w="2800"/>
+            <w:tcMar>
+              <w:top w:type="dxa" w:w="80"/>
+              <w:left w:type="dxa" w:w="100"/>
+              <w:bottom w:type="dxa" w:w="80"/>
+              <w:right w:type="dxa" w:w="100"/>
+            </w:tcMar>
+            <w:vAlign w:val="top"/>
+          </w:tcPr>
+          <w:p>
+            <w:pPr>
+              <w:spacing w:after="40" w:before="0"/>
+            </w:pPr>
+            <w:r>
+              <w:rPr>
+                <w:b/>
+                <w:bCs/>
+                <w:color w:val="0F2B3C"/>
+                <w:sz w:val="20"/>
+                <w:szCs w:val="20"/>
+              </w:rPr>
+              <w:t xml:space="preserve">2.  If 1 pen is $2, how much for 2 pens? (2 × 2)</w:t>
+            </w:r>
+          </w:p>
+        </w:tc>
+        <w:tc>
+          <w:tcPr>
+            <w:tcW w:type="dxa" w:w="3560"/>
+            <w:tcMar>
+              <w:top w:type="dxa" w:w="80"/>
+              <w:left w:type="dxa" w:w="100"/>
+              <w:bottom w:type="dxa" w:w="80"/>
+              <w:right w:type="dxa" w:w="100"/>
+            </w:tcMar>
+            <w:vAlign w:val="top"/>
+          </w:tcPr>
+          <w:p>
+            <w:pPr>
+              <w:spacing w:after="50" w:before="0"/>
+            </w:pPr>
+            <w:r>
+              <w:rPr>
+                <w:color w:val="BBBBBB"/>
+                <w:sz w:val="18"/>
+                <w:szCs w:val="18"/>
+              </w:rPr>
+              <w:t xml:space="preserve">____________________________</w:t>
+            </w:r>
+          </w:p>
+          <w:p>
+            <w:pPr>
+              <w:spacing w:after="50" w:before="0"/>
+            </w:pPr>
+            <w:r>
+              <w:rPr>
+                <w:color w:val="BBBBBB"/>
+                <w:sz w:val="18"/>
+                <w:szCs w:val="18"/>
+              </w:rPr>
+              <w:t xml:space="preserve">____________________________</w:t>
+            </w:r>
+          </w:p>
+          <w:p>
+            <w:pPr>
+              <w:spacing w:after="50" w:before="0"/>
+            </w:pPr>
+            <w:r>
+              <w:rPr>
+                <w:color w:val="BBBBBB"/>
+                <w:sz w:val="18"/>
+                <w:szCs w:val="18"/>
+              </w:rPr>
+              <w:t xml:space="preserve">____________________________</w:t>
+            </w:r>
+          </w:p>
+          <w:p>
+            <w:pPr>
+              <w:spacing w:after="50" w:before="0"/>
+            </w:pPr>
+            <w:r>
+              <w:rPr>
+                <w:color w:val="BBBBBB"/>
+                <w:sz w:val="18"/>
+                <w:szCs w:val="18"/>
+              </w:rPr>
+              <w:t xml:space="preserve">____________________________</w:t>
+            </w:r>
+          </w:p>
+        </w:tc>
+        <w:tc>
+          <w:tcPr>
+            <w:tcW w:type="dxa" w:w="3000"/>
+            <w:shd w:fill="FBF3E2" w:color="auto" w:val="clear"/>
+            <w:tcMar>
+              <w:top w:type="dxa" w:w="80"/>
+              <w:left w:type="dxa" w:w="100"/>
+              <w:bottom w:type="dxa" w:w="80"/>
+              <w:right w:type="dxa" w:w="100"/>
+            </w:tcMar>
+            <w:vAlign w:val="top"/>
+          </w:tcPr>
+          <w:p>
+            <w:pPr>
+              <w:spacing w:after="30" w:before="0"/>
+            </w:pPr>
+            <w:r>
+              <w:rPr>
+                <w:b/>
+                <w:bCs/>
+                <w:color w:val="0F2B3C"/>
+                <w:sz w:val="18"/>
+                <w:szCs w:val="18"/>
+              </w:rPr>
+              <w:t xml:space="preserve">Because... ________________</w:t>
+            </w:r>
+          </w:p>
+          <w:p>
+            <w:pPr>
+              <w:spacing w:after="50" w:before="0"/>
+            </w:pPr>
+            <w:r>
+              <w:rPr>
+                <w:color w:val="BBBBBB"/>
+                <w:sz w:val="18"/>
+                <w:szCs w:val="18"/>
+              </w:rPr>
+              <w:t xml:space="preserve">____________________________</w:t>
+            </w:r>
+          </w:p>
+          <w:p>
+            <w:pPr>
+              <w:spacing w:after="30" w:before="40"/>
+            </w:pPr>
+            <w:r>
+              <w:rPr>
+                <w:b/>
+                <w:bCs/>
+                <w:color w:val="1A6FB5"/>
+                <w:sz w:val="18"/>
+                <w:szCs w:val="18"/>
+              </w:rPr>
+              <w:t xml:space="preserve">Although... _______________</w:t>
+            </w:r>
+          </w:p>
+          <w:p>
+            <w:pPr>
+              <w:spacing w:after="50" w:before="0"/>
+            </w:pPr>
+            <w:r>
+              <w:rPr>
+                <w:color w:val="BBBBBB"/>
+                <w:sz w:val="18"/>
+                <w:szCs w:val="18"/>
+              </w:rPr>
+              <w:t xml:space="preserve">____________________________</w:t>
+            </w:r>
+          </w:p>
+          <w:p>
+            <w:pPr>
+              <w:spacing w:after="30" w:before="40"/>
+            </w:pPr>
+            <w:r>
+              <w:rPr>
+                <w:b/>
+                <w:bCs/>
+                <w:color w:val="7A5400"/>
+                <w:sz w:val="18"/>
+                <w:szCs w:val="18"/>
+              </w:rPr>
+              <w:t xml:space="preserve">Therefore... ______________</w:t>
+            </w:r>
+          </w:p>
+          <w:p>
+            <w:pPr>
+              <w:spacing w:after="50" w:before="0"/>
+            </w:pPr>
+            <w:r>
+              <w:rPr>
+                <w:color w:val="BBBBBB"/>
+                <w:sz w:val="18"/>
+                <w:szCs w:val="18"/>
+              </w:rPr>
+              <w:t xml:space="preserve">____________________________</w:t>
+            </w:r>
+          </w:p>
+        </w:tc>
+      </w:tr>
+    </w:tbl>
+    <w:p>
+      <w:pPr>
+        <w:spacing w:after="60" w:before="0"/>
+      </w:pPr>
+      <w:r>
+        <w:t xml:space="preserve"/>
+      </w:r>
+    </w:p>
+    <w:tbl>
+      <w:tblPr>
+        <w:tblW w:type="dxa" w:w="9360"/>
+        <w:tblBorders>
+          <w:top w:val="single" w:color="C7D2DD" w:sz="6"/>
+          <w:left w:val="single" w:color="C7D2DD" w:sz="6"/>
+          <w:bottom w:val="single" w:color="C7D2DD" w:sz="6"/>
+          <w:right w:val="single" w:color="C7D2DD" w:sz="6"/>
+          <w:insideH w:val="single" w:color="C7D2DD" w:sz="6"/>
+          <w:insideV w:val="single" w:color="C7D2DD" w:sz="6"/>
+        </w:tblBorders>
+      </w:tblPr>
+      <w:tblGrid>
+        <w:gridCol w:w="2800"/>
+        <w:gridCol w:w="3560"/>
+        <w:gridCol w:w="3000"/>
+      </w:tblGrid>
+      <w:tr>
+        <w:trPr>
+          <w:cantSplit/>
+          <w:tblHeader/>
+        </w:trPr>
+        <w:tc>
+          <w:tcPr>
+            <w:tcW w:type="dxa" w:w="2800"/>
+            <w:shd w:fill="EEF4F8" w:color="auto" w:val="clear"/>
+            <w:tcMar>
+              <w:top w:type="dxa" w:w="60"/>
+              <w:left w:type="dxa" w:w="100"/>
+              <w:bottom w:type="dxa" w:w="60"/>
+              <w:right w:type="dxa" w:w="100"/>
+            </w:tcMar>
+          </w:tcPr>
+          <w:p>
+            <w:pPr>
+              <w:spacing w:after="0" w:before="0"/>
+            </w:pPr>
+            <w:r>
+              <w:rPr>
+                <w:b/>
+                <w:bCs/>
+                <w:color w:val="0F2B3C"/>
+                <w:sz w:val="16"/>
+                <w:szCs w:val="16"/>
+              </w:rPr>
+              <w:t xml:space="preserve">CORE PROBLEM / GIVEN REPRESENTATION</w:t>
+            </w:r>
+          </w:p>
+        </w:tc>
+        <w:tc>
+          <w:tcPr>
+            <w:tcW w:type="dxa" w:w="3560"/>
+            <w:shd w:fill="EEF4F8" w:color="auto" w:val="clear"/>
+            <w:tcMar>
+              <w:top w:type="dxa" w:w="60"/>
+              <w:left w:type="dxa" w:w="100"/>
+              <w:bottom w:type="dxa" w:w="60"/>
+              <w:right w:type="dxa" w:w="100"/>
+            </w:tcMar>
+          </w:tcPr>
+          <w:p>
+            <w:pPr>
+              <w:spacing w:after="0" w:before="0"/>
+            </w:pPr>
+            <w:r>
+              <w:rPr>
+                <w:b/>
+                <w:bCs/>
+                <w:color w:val="0F2B3C"/>
+                <w:sz w:val="16"/>
+                <w:szCs w:val="16"/>
+              </w:rPr>
+              <w:t xml:space="preserve">WORKING SPACE / CALCULATION STEPS</w:t>
+            </w:r>
+          </w:p>
+        </w:tc>
+        <w:tc>
+          <w:tcPr>
+            <w:tcW w:type="dxa" w:w="3000"/>
+            <w:shd w:fill="FBF3E2" w:color="auto" w:val="clear"/>
+            <w:tcMar>
+              <w:top w:type="dxa" w:w="60"/>
+              <w:left w:type="dxa" w:w="100"/>
+              <w:bottom w:type="dxa" w:w="60"/>
+              <w:right w:type="dxa" w:w="100"/>
+            </w:tcMar>
+          </w:tcPr>
+          <w:p>
+            <w:pPr>
+              <w:spacing w:after="0" w:before="0"/>
+            </w:pPr>
+            <w:r>
+              <w:rPr>
+                <w:b/>
+                <w:bCs/>
+                <w:color w:val="7A5400"/>
+                <w:sz w:val="16"/>
+                <w:szCs w:val="16"/>
+              </w:rPr>
+              <w:t xml:space="preserve">EXPLAIN YOUR REASONING</w:t>
+            </w:r>
+          </w:p>
+        </w:tc>
+      </w:tr>
+      <w:tr>
+        <w:trPr>
+          <w:cantSplit/>
+        </w:trPr>
+        <w:tc>
+          <w:tcPr>
+            <w:tcW w:type="dxa" w:w="2800"/>
+            <w:tcMar>
+              <w:top w:type="dxa" w:w="80"/>
+              <w:left w:type="dxa" w:w="100"/>
+              <w:bottom w:type="dxa" w:w="80"/>
+              <w:right w:type="dxa" w:w="100"/>
+            </w:tcMar>
+            <w:vAlign w:val="top"/>
+          </w:tcPr>
+          <w:p>
+            <w:pPr>
+              <w:spacing w:after="40" w:before="0"/>
+            </w:pPr>
+            <w:r>
+              <w:rPr>
+                <w:b/>
+                <w:bCs/>
+                <w:color w:val="0F2B3C"/>
+                <w:sz w:val="20"/>
+                <w:szCs w:val="20"/>
+              </w:rPr>
+              <w:t xml:space="preserve">3.  How much for 5 pens at $2 each? (2 × 5)</w:t>
+            </w:r>
+          </w:p>
+        </w:tc>
+        <w:tc>
+          <w:tcPr>
+            <w:tcW w:type="dxa" w:w="3560"/>
+            <w:tcMar>
+              <w:top w:type="dxa" w:w="80"/>
+              <w:left w:type="dxa" w:w="100"/>
+              <w:bottom w:type="dxa" w:w="80"/>
+              <w:right w:type="dxa" w:w="100"/>
+            </w:tcMar>
+            <w:vAlign w:val="top"/>
+          </w:tcPr>
+          <w:p>
+            <w:pPr>
+              <w:spacing w:after="50" w:before="0"/>
+            </w:pPr>
+            <w:r>
+              <w:rPr>
+                <w:color w:val="BBBBBB"/>
+                <w:sz w:val="18"/>
+                <w:szCs w:val="18"/>
+              </w:rPr>
+              <w:t xml:space="preserve">____________________________</w:t>
+            </w:r>
+          </w:p>
+          <w:p>
+            <w:pPr>
+              <w:spacing w:after="50" w:before="0"/>
+            </w:pPr>
+            <w:r>
+              <w:rPr>
+                <w:color w:val="BBBBBB"/>
+                <w:sz w:val="18"/>
+                <w:szCs w:val="18"/>
+              </w:rPr>
+              <w:t xml:space="preserve">____________________________</w:t>
+            </w:r>
+          </w:p>
+          <w:p>
+            <w:pPr>
+              <w:spacing w:after="50" w:before="0"/>
+            </w:pPr>
+            <w:r>
+              <w:rPr>
+                <w:color w:val="BBBBBB"/>
+                <w:sz w:val="18"/>
+                <w:szCs w:val="18"/>
+              </w:rPr>
+              <w:t xml:space="preserve">____________________________</w:t>
+            </w:r>
+          </w:p>
+          <w:p>
+            <w:pPr>
+              <w:spacing w:after="50" w:before="0"/>
+            </w:pPr>
+            <w:r>
+              <w:rPr>
+                <w:color w:val="BBBBBB"/>
+                <w:sz w:val="18"/>
+                <w:szCs w:val="18"/>
+              </w:rPr>
+              <w:t xml:space="preserve">____________________________</w:t>
+            </w:r>
+          </w:p>
+        </w:tc>
+        <w:tc>
+          <w:tcPr>
+            <w:tcW w:type="dxa" w:w="3000"/>
+            <w:shd w:fill="FBF3E2" w:color="auto" w:val="clear"/>
+            <w:tcMar>
+              <w:top w:type="dxa" w:w="80"/>
+              <w:left w:type="dxa" w:w="100"/>
+              <w:bottom w:type="dxa" w:w="80"/>
+              <w:right w:type="dxa" w:w="100"/>
+            </w:tcMar>
+            <w:vAlign w:val="top"/>
+          </w:tcPr>
+          <w:p>
+            <w:pPr>
+              <w:spacing w:after="30" w:before="0"/>
+            </w:pPr>
+            <w:r>
+              <w:rPr>
+                <w:b/>
+                <w:bCs/>
+                <w:color w:val="0F2B3C"/>
+                <w:sz w:val="18"/>
+                <w:szCs w:val="18"/>
+              </w:rPr>
+              <w:t xml:space="preserve">Because... ________________</w:t>
+            </w:r>
+          </w:p>
+          <w:p>
+            <w:pPr>
+              <w:spacing w:after="50" w:before="0"/>
+            </w:pPr>
+            <w:r>
+              <w:rPr>
+                <w:color w:val="BBBBBB"/>
+                <w:sz w:val="18"/>
+                <w:szCs w:val="18"/>
+              </w:rPr>
+              <w:t xml:space="preserve">____________________________</w:t>
+            </w:r>
+          </w:p>
+          <w:p>
+            <w:pPr>
+              <w:spacing w:after="30" w:before="40"/>
+            </w:pPr>
+            <w:r>
+              <w:rPr>
+                <w:b/>
+                <w:bCs/>
+                <w:color w:val="1A6FB5"/>
+                <w:sz w:val="18"/>
+                <w:szCs w:val="18"/>
+              </w:rPr>
+              <w:t xml:space="preserve">Although... _______________</w:t>
+            </w:r>
+          </w:p>
+          <w:p>
+            <w:pPr>
+              <w:spacing w:after="50" w:before="0"/>
+            </w:pPr>
+            <w:r>
+              <w:rPr>
+                <w:color w:val="BBBBBB"/>
+                <w:sz w:val="18"/>
+                <w:szCs w:val="18"/>
+              </w:rPr>
+              <w:t xml:space="preserve">____________________________</w:t>
+            </w:r>
+          </w:p>
+          <w:p>
+            <w:pPr>
+              <w:spacing w:after="30" w:before="40"/>
+            </w:pPr>
+            <w:r>
+              <w:rPr>
+                <w:b/>
+                <w:bCs/>
+                <w:color w:val="7A5400"/>
+                <w:sz w:val="18"/>
+                <w:szCs w:val="18"/>
+              </w:rPr>
+              <w:t xml:space="preserve">Therefore... ______________</w:t>
+            </w:r>
+          </w:p>
+          <w:p>
+            <w:pPr>
+              <w:spacing w:after="50" w:before="0"/>
+            </w:pPr>
+            <w:r>
+              <w:rPr>
+                <w:color w:val="BBBBBB"/>
+                <w:sz w:val="18"/>
+                <w:szCs w:val="18"/>
+              </w:rPr>
+              <w:t xml:space="preserve">____________________________</w:t>
+            </w:r>
+          </w:p>
+        </w:tc>
+      </w:tr>
+    </w:tbl>
+    <w:p>
+      <w:pPr>
+        <w:spacing w:after="60" w:before="0"/>
+      </w:pPr>
+      <w:r>
+        <w:t xml:space="preserve"/>
       </w:r>
     </w:p>
     <w:p>
@@ -225,86 +2188,935 @@
         <w:t xml:space="preserve">Find a rate, then scale it.</w:t>
       </w:r>
     </w:p>
-    <w:p>
-      <w:pPr>
-        <w:spacing w:after="40" w:before="0"/>
-      </w:pPr>
-      <w:r>
-        <w:rPr>
-          <w:sz w:val="22"/>
-          <w:szCs w:val="22"/>
-        </w:rPr>
-        <w:t xml:space="preserve">1.  $20 for 4 tickets → cost of 1 ticket? (20 ÷ 4)</w:t>
-      </w:r>
-    </w:p>
-    <w:p>
-      <w:pPr>
-        <w:spacing w:after="80" w:before="0"/>
-      </w:pPr>
-      <w:r>
-        <w:rPr>
-          <w:color w:val="BBBBBB"/>
-        </w:rPr>
-        <w:t xml:space="preserve">____________________________________________________</w:t>
-      </w:r>
-    </w:p>
-    <w:p>
-      <w:pPr>
-        <w:spacing w:after="40" w:before="0"/>
-      </w:pPr>
-      <w:r>
-        <w:rPr>
-          <w:sz w:val="22"/>
-          <w:szCs w:val="22"/>
-        </w:rPr>
-        <w:t xml:space="preserve">2.  At $5 per ticket, how much for 3 tickets? (5 × 3)</w:t>
-      </w:r>
-    </w:p>
-    <w:p>
-      <w:pPr>
-        <w:spacing w:after="80" w:before="0"/>
-      </w:pPr>
-      <w:r>
-        <w:rPr>
-          <w:color w:val="BBBBBB"/>
-        </w:rPr>
-        <w:t xml:space="preserve">____________________________________________________</w:t>
-      </w:r>
-    </w:p>
-    <w:p>
-      <w:pPr>
-        <w:spacing w:after="40" w:before="0"/>
-      </w:pPr>
-      <w:r>
-        <w:rPr>
-          <w:sz w:val="22"/>
-          <w:szCs w:val="22"/>
-        </w:rPr>
-        <w:t xml:space="preserve">3.  Which is the BETTER deal?</w:t>
-      </w:r>
-    </w:p>
-    <w:p>
-      <w:pPr>
-        <w:spacing w:after="40" w:before="0"/>
-      </w:pPr>
-      <w:r>
-        <w:rPr>
-          <w:color w:val="5E6E7E"/>
-          <w:sz w:val="20"/>
-          <w:szCs w:val="20"/>
-        </w:rPr>
-        <w:t xml:space="preserve">     choices: $2 per apple   /   $3 per apple   /   $5 per apple   /   $4 per apple</w:t>
-      </w:r>
-    </w:p>
-    <w:p>
-      <w:pPr>
-        <w:spacing w:after="80" w:before="0"/>
-      </w:pPr>
-      <w:r>
-        <w:rPr>
-          <w:color w:val="BBBBBB"/>
-        </w:rPr>
-        <w:t xml:space="preserve">____________________________________________________</w:t>
+    <w:tbl>
+      <w:tblPr>
+        <w:tblW w:type="dxa" w:w="9360"/>
+        <w:tblBorders>
+          <w:top w:val="single" w:color="C7D2DD" w:sz="6"/>
+          <w:left w:val="single" w:color="C7D2DD" w:sz="6"/>
+          <w:bottom w:val="single" w:color="C7D2DD" w:sz="6"/>
+          <w:right w:val="single" w:color="C7D2DD" w:sz="6"/>
+          <w:insideH w:val="single" w:color="C7D2DD" w:sz="6"/>
+          <w:insideV w:val="single" w:color="C7D2DD" w:sz="6"/>
+        </w:tblBorders>
+      </w:tblPr>
+      <w:tblGrid>
+        <w:gridCol w:w="2800"/>
+        <w:gridCol w:w="3560"/>
+        <w:gridCol w:w="3000"/>
+      </w:tblGrid>
+      <w:tr>
+        <w:trPr>
+          <w:cantSplit/>
+          <w:tblHeader/>
+        </w:trPr>
+        <w:tc>
+          <w:tcPr>
+            <w:tcW w:type="dxa" w:w="2800"/>
+            <w:shd w:fill="EEF4F8" w:color="auto" w:val="clear"/>
+            <w:tcMar>
+              <w:top w:type="dxa" w:w="60"/>
+              <w:left w:type="dxa" w:w="100"/>
+              <w:bottom w:type="dxa" w:w="60"/>
+              <w:right w:type="dxa" w:w="100"/>
+            </w:tcMar>
+          </w:tcPr>
+          <w:p>
+            <w:pPr>
+              <w:spacing w:after="0" w:before="0"/>
+            </w:pPr>
+            <w:r>
+              <w:rPr>
+                <w:b/>
+                <w:bCs/>
+                <w:color w:val="0F2B3C"/>
+                <w:sz w:val="16"/>
+                <w:szCs w:val="16"/>
+              </w:rPr>
+              <w:t xml:space="preserve">CORE PROBLEM / GIVEN REPRESENTATION</w:t>
+            </w:r>
+          </w:p>
+        </w:tc>
+        <w:tc>
+          <w:tcPr>
+            <w:tcW w:type="dxa" w:w="3560"/>
+            <w:shd w:fill="EEF4F8" w:color="auto" w:val="clear"/>
+            <w:tcMar>
+              <w:top w:type="dxa" w:w="60"/>
+              <w:left w:type="dxa" w:w="100"/>
+              <w:bottom w:type="dxa" w:w="60"/>
+              <w:right w:type="dxa" w:w="100"/>
+            </w:tcMar>
+          </w:tcPr>
+          <w:p>
+            <w:pPr>
+              <w:spacing w:after="0" w:before="0"/>
+            </w:pPr>
+            <w:r>
+              <w:rPr>
+                <w:b/>
+                <w:bCs/>
+                <w:color w:val="0F2B3C"/>
+                <w:sz w:val="16"/>
+                <w:szCs w:val="16"/>
+              </w:rPr>
+              <w:t xml:space="preserve">WORKING SPACE / CALCULATION STEPS</w:t>
+            </w:r>
+          </w:p>
+        </w:tc>
+        <w:tc>
+          <w:tcPr>
+            <w:tcW w:type="dxa" w:w="3000"/>
+            <w:shd w:fill="FBF3E2" w:color="auto" w:val="clear"/>
+            <w:tcMar>
+              <w:top w:type="dxa" w:w="60"/>
+              <w:left w:type="dxa" w:w="100"/>
+              <w:bottom w:type="dxa" w:w="60"/>
+              <w:right w:type="dxa" w:w="100"/>
+            </w:tcMar>
+          </w:tcPr>
+          <w:p>
+            <w:pPr>
+              <w:spacing w:after="0" w:before="0"/>
+            </w:pPr>
+            <w:r>
+              <w:rPr>
+                <w:b/>
+                <w:bCs/>
+                <w:color w:val="7A5400"/>
+                <w:sz w:val="16"/>
+                <w:szCs w:val="16"/>
+              </w:rPr>
+              <w:t xml:space="preserve">EXPLAIN YOUR REASONING</w:t>
+            </w:r>
+          </w:p>
+        </w:tc>
+      </w:tr>
+      <w:tr>
+        <w:trPr>
+          <w:cantSplit/>
+        </w:trPr>
+        <w:tc>
+          <w:tcPr>
+            <w:tcW w:type="dxa" w:w="2800"/>
+            <w:tcMar>
+              <w:top w:type="dxa" w:w="80"/>
+              <w:left w:type="dxa" w:w="100"/>
+              <w:bottom w:type="dxa" w:w="80"/>
+              <w:right w:type="dxa" w:w="100"/>
+            </w:tcMar>
+            <w:vAlign w:val="top"/>
+          </w:tcPr>
+          <w:p>
+            <w:pPr>
+              <w:spacing w:after="40" w:before="0"/>
+            </w:pPr>
+            <w:r>
+              <w:rPr>
+                <w:b/>
+                <w:bCs/>
+                <w:color w:val="0F2B3C"/>
+                <w:sz w:val="20"/>
+                <w:szCs w:val="20"/>
+              </w:rPr>
+              <w:t xml:space="preserve">1.  $20 for 4 tickets → cost of 1 ticket? (20 ÷ 4)</w:t>
+            </w:r>
+          </w:p>
+        </w:tc>
+        <w:tc>
+          <w:tcPr>
+            <w:tcW w:type="dxa" w:w="3560"/>
+            <w:tcMar>
+              <w:top w:type="dxa" w:w="80"/>
+              <w:left w:type="dxa" w:w="100"/>
+              <w:bottom w:type="dxa" w:w="80"/>
+              <w:right w:type="dxa" w:w="100"/>
+            </w:tcMar>
+            <w:vAlign w:val="top"/>
+          </w:tcPr>
+          <w:p>
+            <w:pPr>
+              <w:spacing w:after="50" w:before="0"/>
+            </w:pPr>
+            <w:r>
+              <w:rPr>
+                <w:color w:val="BBBBBB"/>
+                <w:sz w:val="18"/>
+                <w:szCs w:val="18"/>
+              </w:rPr>
+              <w:t xml:space="preserve">____________________________</w:t>
+            </w:r>
+          </w:p>
+          <w:p>
+            <w:pPr>
+              <w:spacing w:after="50" w:before="0"/>
+            </w:pPr>
+            <w:r>
+              <w:rPr>
+                <w:color w:val="BBBBBB"/>
+                <w:sz w:val="18"/>
+                <w:szCs w:val="18"/>
+              </w:rPr>
+              <w:t xml:space="preserve">____________________________</w:t>
+            </w:r>
+          </w:p>
+          <w:p>
+            <w:pPr>
+              <w:spacing w:after="50" w:before="0"/>
+            </w:pPr>
+            <w:r>
+              <w:rPr>
+                <w:color w:val="BBBBBB"/>
+                <w:sz w:val="18"/>
+                <w:szCs w:val="18"/>
+              </w:rPr>
+              <w:t xml:space="preserve">____________________________</w:t>
+            </w:r>
+          </w:p>
+          <w:p>
+            <w:pPr>
+              <w:spacing w:after="50" w:before="0"/>
+            </w:pPr>
+            <w:r>
+              <w:rPr>
+                <w:color w:val="BBBBBB"/>
+                <w:sz w:val="18"/>
+                <w:szCs w:val="18"/>
+              </w:rPr>
+              <w:t xml:space="preserve">____________________________</w:t>
+            </w:r>
+          </w:p>
+        </w:tc>
+        <w:tc>
+          <w:tcPr>
+            <w:tcW w:type="dxa" w:w="3000"/>
+            <w:shd w:fill="FBF3E2" w:color="auto" w:val="clear"/>
+            <w:tcMar>
+              <w:top w:type="dxa" w:w="80"/>
+              <w:left w:type="dxa" w:w="100"/>
+              <w:bottom w:type="dxa" w:w="80"/>
+              <w:right w:type="dxa" w:w="100"/>
+            </w:tcMar>
+            <w:vAlign w:val="top"/>
+          </w:tcPr>
+          <w:p>
+            <w:pPr>
+              <w:spacing w:after="30" w:before="0"/>
+            </w:pPr>
+            <w:r>
+              <w:rPr>
+                <w:b/>
+                <w:bCs/>
+                <w:color w:val="0F2B3C"/>
+                <w:sz w:val="18"/>
+                <w:szCs w:val="18"/>
+              </w:rPr>
+              <w:t xml:space="preserve">Because... ________________</w:t>
+            </w:r>
+          </w:p>
+          <w:p>
+            <w:pPr>
+              <w:spacing w:after="50" w:before="0"/>
+            </w:pPr>
+            <w:r>
+              <w:rPr>
+                <w:color w:val="BBBBBB"/>
+                <w:sz w:val="18"/>
+                <w:szCs w:val="18"/>
+              </w:rPr>
+              <w:t xml:space="preserve">____________________________</w:t>
+            </w:r>
+          </w:p>
+          <w:p>
+            <w:pPr>
+              <w:spacing w:after="30" w:before="40"/>
+            </w:pPr>
+            <w:r>
+              <w:rPr>
+                <w:b/>
+                <w:bCs/>
+                <w:color w:val="1A6FB5"/>
+                <w:sz w:val="18"/>
+                <w:szCs w:val="18"/>
+              </w:rPr>
+              <w:t xml:space="preserve">Although... _______________</w:t>
+            </w:r>
+          </w:p>
+          <w:p>
+            <w:pPr>
+              <w:spacing w:after="50" w:before="0"/>
+            </w:pPr>
+            <w:r>
+              <w:rPr>
+                <w:color w:val="BBBBBB"/>
+                <w:sz w:val="18"/>
+                <w:szCs w:val="18"/>
+              </w:rPr>
+              <w:t xml:space="preserve">____________________________</w:t>
+            </w:r>
+          </w:p>
+          <w:p>
+            <w:pPr>
+              <w:spacing w:after="30" w:before="40"/>
+            </w:pPr>
+            <w:r>
+              <w:rPr>
+                <w:b/>
+                <w:bCs/>
+                <w:color w:val="7A5400"/>
+                <w:sz w:val="18"/>
+                <w:szCs w:val="18"/>
+              </w:rPr>
+              <w:t xml:space="preserve">Therefore... ______________</w:t>
+            </w:r>
+          </w:p>
+          <w:p>
+            <w:pPr>
+              <w:spacing w:after="50" w:before="0"/>
+            </w:pPr>
+            <w:r>
+              <w:rPr>
+                <w:color w:val="BBBBBB"/>
+                <w:sz w:val="18"/>
+                <w:szCs w:val="18"/>
+              </w:rPr>
+              <w:t xml:space="preserve">____________________________</w:t>
+            </w:r>
+          </w:p>
+        </w:tc>
+      </w:tr>
+    </w:tbl>
+    <w:p>
+      <w:pPr>
+        <w:spacing w:after="60" w:before="0"/>
+      </w:pPr>
+      <w:r>
+        <w:t xml:space="preserve"/>
+      </w:r>
+    </w:p>
+    <w:tbl>
+      <w:tblPr>
+        <w:tblW w:type="dxa" w:w="9360"/>
+        <w:tblBorders>
+          <w:top w:val="single" w:color="C7D2DD" w:sz="6"/>
+          <w:left w:val="single" w:color="C7D2DD" w:sz="6"/>
+          <w:bottom w:val="single" w:color="C7D2DD" w:sz="6"/>
+          <w:right w:val="single" w:color="C7D2DD" w:sz="6"/>
+          <w:insideH w:val="single" w:color="C7D2DD" w:sz="6"/>
+          <w:insideV w:val="single" w:color="C7D2DD" w:sz="6"/>
+        </w:tblBorders>
+      </w:tblPr>
+      <w:tblGrid>
+        <w:gridCol w:w="2800"/>
+        <w:gridCol w:w="3560"/>
+        <w:gridCol w:w="3000"/>
+      </w:tblGrid>
+      <w:tr>
+        <w:trPr>
+          <w:cantSplit/>
+          <w:tblHeader/>
+        </w:trPr>
+        <w:tc>
+          <w:tcPr>
+            <w:tcW w:type="dxa" w:w="2800"/>
+            <w:shd w:fill="EEF4F8" w:color="auto" w:val="clear"/>
+            <w:tcMar>
+              <w:top w:type="dxa" w:w="60"/>
+              <w:left w:type="dxa" w:w="100"/>
+              <w:bottom w:type="dxa" w:w="60"/>
+              <w:right w:type="dxa" w:w="100"/>
+            </w:tcMar>
+          </w:tcPr>
+          <w:p>
+            <w:pPr>
+              <w:spacing w:after="0" w:before="0"/>
+            </w:pPr>
+            <w:r>
+              <w:rPr>
+                <w:b/>
+                <w:bCs/>
+                <w:color w:val="0F2B3C"/>
+                <w:sz w:val="16"/>
+                <w:szCs w:val="16"/>
+              </w:rPr>
+              <w:t xml:space="preserve">CORE PROBLEM / GIVEN REPRESENTATION</w:t>
+            </w:r>
+          </w:p>
+        </w:tc>
+        <w:tc>
+          <w:tcPr>
+            <w:tcW w:type="dxa" w:w="3560"/>
+            <w:shd w:fill="EEF4F8" w:color="auto" w:val="clear"/>
+            <w:tcMar>
+              <w:top w:type="dxa" w:w="60"/>
+              <w:left w:type="dxa" w:w="100"/>
+              <w:bottom w:type="dxa" w:w="60"/>
+              <w:right w:type="dxa" w:w="100"/>
+            </w:tcMar>
+          </w:tcPr>
+          <w:p>
+            <w:pPr>
+              <w:spacing w:after="0" w:before="0"/>
+            </w:pPr>
+            <w:r>
+              <w:rPr>
+                <w:b/>
+                <w:bCs/>
+                <w:color w:val="0F2B3C"/>
+                <w:sz w:val="16"/>
+                <w:szCs w:val="16"/>
+              </w:rPr>
+              <w:t xml:space="preserve">WORKING SPACE / CALCULATION STEPS</w:t>
+            </w:r>
+          </w:p>
+        </w:tc>
+        <w:tc>
+          <w:tcPr>
+            <w:tcW w:type="dxa" w:w="3000"/>
+            <w:shd w:fill="FBF3E2" w:color="auto" w:val="clear"/>
+            <w:tcMar>
+              <w:top w:type="dxa" w:w="60"/>
+              <w:left w:type="dxa" w:w="100"/>
+              <w:bottom w:type="dxa" w:w="60"/>
+              <w:right w:type="dxa" w:w="100"/>
+            </w:tcMar>
+          </w:tcPr>
+          <w:p>
+            <w:pPr>
+              <w:spacing w:after="0" w:before="0"/>
+            </w:pPr>
+            <w:r>
+              <w:rPr>
+                <w:b/>
+                <w:bCs/>
+                <w:color w:val="7A5400"/>
+                <w:sz w:val="16"/>
+                <w:szCs w:val="16"/>
+              </w:rPr>
+              <w:t xml:space="preserve">EXPLAIN YOUR REASONING</w:t>
+            </w:r>
+          </w:p>
+        </w:tc>
+      </w:tr>
+      <w:tr>
+        <w:trPr>
+          <w:cantSplit/>
+        </w:trPr>
+        <w:tc>
+          <w:tcPr>
+            <w:tcW w:type="dxa" w:w="2800"/>
+            <w:tcMar>
+              <w:top w:type="dxa" w:w="80"/>
+              <w:left w:type="dxa" w:w="100"/>
+              <w:bottom w:type="dxa" w:w="80"/>
+              <w:right w:type="dxa" w:w="100"/>
+            </w:tcMar>
+            <w:vAlign w:val="top"/>
+          </w:tcPr>
+          <w:p>
+            <w:pPr>
+              <w:spacing w:after="40" w:before="0"/>
+            </w:pPr>
+            <w:r>
+              <w:rPr>
+                <w:b/>
+                <w:bCs/>
+                <w:color w:val="0F2B3C"/>
+                <w:sz w:val="20"/>
+                <w:szCs w:val="20"/>
+              </w:rPr>
+              <w:t xml:space="preserve">2.  At $5 per ticket, how much for 3 tickets? (5 × 3)</w:t>
+            </w:r>
+          </w:p>
+        </w:tc>
+        <w:tc>
+          <w:tcPr>
+            <w:tcW w:type="dxa" w:w="3560"/>
+            <w:tcMar>
+              <w:top w:type="dxa" w:w="80"/>
+              <w:left w:type="dxa" w:w="100"/>
+              <w:bottom w:type="dxa" w:w="80"/>
+              <w:right w:type="dxa" w:w="100"/>
+            </w:tcMar>
+            <w:vAlign w:val="top"/>
+          </w:tcPr>
+          <w:p>
+            <w:pPr>
+              <w:spacing w:after="50" w:before="0"/>
+            </w:pPr>
+            <w:r>
+              <w:rPr>
+                <w:color w:val="BBBBBB"/>
+                <w:sz w:val="18"/>
+                <w:szCs w:val="18"/>
+              </w:rPr>
+              <w:t xml:space="preserve">____________________________</w:t>
+            </w:r>
+          </w:p>
+          <w:p>
+            <w:pPr>
+              <w:spacing w:after="50" w:before="0"/>
+            </w:pPr>
+            <w:r>
+              <w:rPr>
+                <w:color w:val="BBBBBB"/>
+                <w:sz w:val="18"/>
+                <w:szCs w:val="18"/>
+              </w:rPr>
+              <w:t xml:space="preserve">____________________________</w:t>
+            </w:r>
+          </w:p>
+          <w:p>
+            <w:pPr>
+              <w:spacing w:after="50" w:before="0"/>
+            </w:pPr>
+            <w:r>
+              <w:rPr>
+                <w:color w:val="BBBBBB"/>
+                <w:sz w:val="18"/>
+                <w:szCs w:val="18"/>
+              </w:rPr>
+              <w:t xml:space="preserve">____________________________</w:t>
+            </w:r>
+          </w:p>
+          <w:p>
+            <w:pPr>
+              <w:spacing w:after="50" w:before="0"/>
+            </w:pPr>
+            <w:r>
+              <w:rPr>
+                <w:color w:val="BBBBBB"/>
+                <w:sz w:val="18"/>
+                <w:szCs w:val="18"/>
+              </w:rPr>
+              <w:t xml:space="preserve">____________________________</w:t>
+            </w:r>
+          </w:p>
+        </w:tc>
+        <w:tc>
+          <w:tcPr>
+            <w:tcW w:type="dxa" w:w="3000"/>
+            <w:shd w:fill="FBF3E2" w:color="auto" w:val="clear"/>
+            <w:tcMar>
+              <w:top w:type="dxa" w:w="80"/>
+              <w:left w:type="dxa" w:w="100"/>
+              <w:bottom w:type="dxa" w:w="80"/>
+              <w:right w:type="dxa" w:w="100"/>
+            </w:tcMar>
+            <w:vAlign w:val="top"/>
+          </w:tcPr>
+          <w:p>
+            <w:pPr>
+              <w:spacing w:after="30" w:before="0"/>
+            </w:pPr>
+            <w:r>
+              <w:rPr>
+                <w:b/>
+                <w:bCs/>
+                <w:color w:val="0F2B3C"/>
+                <w:sz w:val="18"/>
+                <w:szCs w:val="18"/>
+              </w:rPr>
+              <w:t xml:space="preserve">Because... ________________</w:t>
+            </w:r>
+          </w:p>
+          <w:p>
+            <w:pPr>
+              <w:spacing w:after="50" w:before="0"/>
+            </w:pPr>
+            <w:r>
+              <w:rPr>
+                <w:color w:val="BBBBBB"/>
+                <w:sz w:val="18"/>
+                <w:szCs w:val="18"/>
+              </w:rPr>
+              <w:t xml:space="preserve">____________________________</w:t>
+            </w:r>
+          </w:p>
+          <w:p>
+            <w:pPr>
+              <w:spacing w:after="30" w:before="40"/>
+            </w:pPr>
+            <w:r>
+              <w:rPr>
+                <w:b/>
+                <w:bCs/>
+                <w:color w:val="1A6FB5"/>
+                <w:sz w:val="18"/>
+                <w:szCs w:val="18"/>
+              </w:rPr>
+              <w:t xml:space="preserve">Although... _______________</w:t>
+            </w:r>
+          </w:p>
+          <w:p>
+            <w:pPr>
+              <w:spacing w:after="50" w:before="0"/>
+            </w:pPr>
+            <w:r>
+              <w:rPr>
+                <w:color w:val="BBBBBB"/>
+                <w:sz w:val="18"/>
+                <w:szCs w:val="18"/>
+              </w:rPr>
+              <w:t xml:space="preserve">____________________________</w:t>
+            </w:r>
+          </w:p>
+          <w:p>
+            <w:pPr>
+              <w:spacing w:after="30" w:before="40"/>
+            </w:pPr>
+            <w:r>
+              <w:rPr>
+                <w:b/>
+                <w:bCs/>
+                <w:color w:val="7A5400"/>
+                <w:sz w:val="18"/>
+                <w:szCs w:val="18"/>
+              </w:rPr>
+              <w:t xml:space="preserve">Therefore... ______________</w:t>
+            </w:r>
+          </w:p>
+          <w:p>
+            <w:pPr>
+              <w:spacing w:after="50" w:before="0"/>
+            </w:pPr>
+            <w:r>
+              <w:rPr>
+                <w:color w:val="BBBBBB"/>
+                <w:sz w:val="18"/>
+                <w:szCs w:val="18"/>
+              </w:rPr>
+              <w:t xml:space="preserve">____________________________</w:t>
+            </w:r>
+          </w:p>
+        </w:tc>
+      </w:tr>
+    </w:tbl>
+    <w:p>
+      <w:pPr>
+        <w:spacing w:after="60" w:before="0"/>
+      </w:pPr>
+      <w:r>
+        <w:t xml:space="preserve"/>
+      </w:r>
+    </w:p>
+    <w:tbl>
+      <w:tblPr>
+        <w:tblW w:type="dxa" w:w="9360"/>
+        <w:tblBorders>
+          <w:top w:val="single" w:color="C7D2DD" w:sz="6"/>
+          <w:left w:val="single" w:color="C7D2DD" w:sz="6"/>
+          <w:bottom w:val="single" w:color="C7D2DD" w:sz="6"/>
+          <w:right w:val="single" w:color="C7D2DD" w:sz="6"/>
+          <w:insideH w:val="single" w:color="C7D2DD" w:sz="6"/>
+          <w:insideV w:val="single" w:color="C7D2DD" w:sz="6"/>
+        </w:tblBorders>
+      </w:tblPr>
+      <w:tblGrid>
+        <w:gridCol w:w="2800"/>
+        <w:gridCol w:w="3560"/>
+        <w:gridCol w:w="3000"/>
+      </w:tblGrid>
+      <w:tr>
+        <w:trPr>
+          <w:cantSplit/>
+          <w:tblHeader/>
+        </w:trPr>
+        <w:tc>
+          <w:tcPr>
+            <w:tcW w:type="dxa" w:w="2800"/>
+            <w:shd w:fill="EEF4F8" w:color="auto" w:val="clear"/>
+            <w:tcMar>
+              <w:top w:type="dxa" w:w="60"/>
+              <w:left w:type="dxa" w:w="100"/>
+              <w:bottom w:type="dxa" w:w="60"/>
+              <w:right w:type="dxa" w:w="100"/>
+            </w:tcMar>
+          </w:tcPr>
+          <w:p>
+            <w:pPr>
+              <w:spacing w:after="0" w:before="0"/>
+            </w:pPr>
+            <w:r>
+              <w:rPr>
+                <w:b/>
+                <w:bCs/>
+                <w:color w:val="0F2B3C"/>
+                <w:sz w:val="16"/>
+                <w:szCs w:val="16"/>
+              </w:rPr>
+              <w:t xml:space="preserve">CORE PROBLEM / GIVEN REPRESENTATION</w:t>
+            </w:r>
+          </w:p>
+        </w:tc>
+        <w:tc>
+          <w:tcPr>
+            <w:tcW w:type="dxa" w:w="3560"/>
+            <w:shd w:fill="EEF4F8" w:color="auto" w:val="clear"/>
+            <w:tcMar>
+              <w:top w:type="dxa" w:w="60"/>
+              <w:left w:type="dxa" w:w="100"/>
+              <w:bottom w:type="dxa" w:w="60"/>
+              <w:right w:type="dxa" w:w="100"/>
+            </w:tcMar>
+          </w:tcPr>
+          <w:p>
+            <w:pPr>
+              <w:spacing w:after="0" w:before="0"/>
+            </w:pPr>
+            <w:r>
+              <w:rPr>
+                <w:b/>
+                <w:bCs/>
+                <w:color w:val="0F2B3C"/>
+                <w:sz w:val="16"/>
+                <w:szCs w:val="16"/>
+              </w:rPr>
+              <w:t xml:space="preserve">WORKING SPACE / CALCULATION STEPS</w:t>
+            </w:r>
+          </w:p>
+        </w:tc>
+        <w:tc>
+          <w:tcPr>
+            <w:tcW w:type="dxa" w:w="3000"/>
+            <w:shd w:fill="FBF3E2" w:color="auto" w:val="clear"/>
+            <w:tcMar>
+              <w:top w:type="dxa" w:w="60"/>
+              <w:left w:type="dxa" w:w="100"/>
+              <w:bottom w:type="dxa" w:w="60"/>
+              <w:right w:type="dxa" w:w="100"/>
+            </w:tcMar>
+          </w:tcPr>
+          <w:p>
+            <w:pPr>
+              <w:spacing w:after="0" w:before="0"/>
+            </w:pPr>
+            <w:r>
+              <w:rPr>
+                <w:b/>
+                <w:bCs/>
+                <w:color w:val="7A5400"/>
+                <w:sz w:val="16"/>
+                <w:szCs w:val="16"/>
+              </w:rPr>
+              <w:t xml:space="preserve">EXPLAIN YOUR REASONING</w:t>
+            </w:r>
+          </w:p>
+        </w:tc>
+      </w:tr>
+      <w:tr>
+        <w:trPr>
+          <w:cantSplit/>
+        </w:trPr>
+        <w:tc>
+          <w:tcPr>
+            <w:tcW w:type="dxa" w:w="2800"/>
+            <w:tcMar>
+              <w:top w:type="dxa" w:w="80"/>
+              <w:left w:type="dxa" w:w="100"/>
+              <w:bottom w:type="dxa" w:w="80"/>
+              <w:right w:type="dxa" w:w="100"/>
+            </w:tcMar>
+            <w:vAlign w:val="top"/>
+          </w:tcPr>
+          <w:p>
+            <w:pPr>
+              <w:spacing w:after="40" w:before="0"/>
+            </w:pPr>
+            <w:r>
+              <w:rPr>
+                <w:b/>
+                <w:bCs/>
+                <w:color w:val="0F2B3C"/>
+                <w:sz w:val="20"/>
+                <w:szCs w:val="20"/>
+              </w:rPr>
+              <w:t xml:space="preserve">3.  Which is the BETTER deal?</w:t>
+            </w:r>
+          </w:p>
+          <w:p>
+            <w:pPr>
+              <w:spacing w:after="0" w:before="0"/>
+            </w:pPr>
+            <w:r>
+              <w:rPr>
+                <w:color w:val="5E6E7E"/>
+                <w:sz w:val="18"/>
+                <w:szCs w:val="18"/>
+              </w:rPr>
+              <w:t xml:space="preserve">Choices: $2 per apple   /   $3 per apple   /   $5 per apple   /   $4 per apple</w:t>
+            </w:r>
+          </w:p>
+        </w:tc>
+        <w:tc>
+          <w:tcPr>
+            <w:tcW w:type="dxa" w:w="3560"/>
+            <w:tcMar>
+              <w:top w:type="dxa" w:w="80"/>
+              <w:left w:type="dxa" w:w="100"/>
+              <w:bottom w:type="dxa" w:w="80"/>
+              <w:right w:type="dxa" w:w="100"/>
+            </w:tcMar>
+            <w:vAlign w:val="top"/>
+          </w:tcPr>
+          <w:p>
+            <w:pPr>
+              <w:spacing w:after="50" w:before="0"/>
+            </w:pPr>
+            <w:r>
+              <w:rPr>
+                <w:color w:val="BBBBBB"/>
+                <w:sz w:val="18"/>
+                <w:szCs w:val="18"/>
+              </w:rPr>
+              <w:t xml:space="preserve">____________________________</w:t>
+            </w:r>
+          </w:p>
+          <w:p>
+            <w:pPr>
+              <w:spacing w:after="50" w:before="0"/>
+            </w:pPr>
+            <w:r>
+              <w:rPr>
+                <w:color w:val="BBBBBB"/>
+                <w:sz w:val="18"/>
+                <w:szCs w:val="18"/>
+              </w:rPr>
+              <w:t xml:space="preserve">____________________________</w:t>
+            </w:r>
+          </w:p>
+          <w:p>
+            <w:pPr>
+              <w:spacing w:after="50" w:before="0"/>
+            </w:pPr>
+            <w:r>
+              <w:rPr>
+                <w:color w:val="BBBBBB"/>
+                <w:sz w:val="18"/>
+                <w:szCs w:val="18"/>
+              </w:rPr>
+              <w:t xml:space="preserve">____________________________</w:t>
+            </w:r>
+          </w:p>
+          <w:p>
+            <w:pPr>
+              <w:spacing w:after="50" w:before="0"/>
+            </w:pPr>
+            <w:r>
+              <w:rPr>
+                <w:color w:val="BBBBBB"/>
+                <w:sz w:val="18"/>
+                <w:szCs w:val="18"/>
+              </w:rPr>
+              <w:t xml:space="preserve">____________________________</w:t>
+            </w:r>
+          </w:p>
+        </w:tc>
+        <w:tc>
+          <w:tcPr>
+            <w:tcW w:type="dxa" w:w="3000"/>
+            <w:shd w:fill="FBF3E2" w:color="auto" w:val="clear"/>
+            <w:tcMar>
+              <w:top w:type="dxa" w:w="80"/>
+              <w:left w:type="dxa" w:w="100"/>
+              <w:bottom w:type="dxa" w:w="80"/>
+              <w:right w:type="dxa" w:w="100"/>
+            </w:tcMar>
+            <w:vAlign w:val="top"/>
+          </w:tcPr>
+          <w:p>
+            <w:pPr>
+              <w:spacing w:after="30" w:before="0"/>
+            </w:pPr>
+            <w:r>
+              <w:rPr>
+                <w:b/>
+                <w:bCs/>
+                <w:color w:val="0F2B3C"/>
+                <w:sz w:val="18"/>
+                <w:szCs w:val="18"/>
+              </w:rPr>
+              <w:t xml:space="preserve">Because... ________________</w:t>
+            </w:r>
+          </w:p>
+          <w:p>
+            <w:pPr>
+              <w:spacing w:after="50" w:before="0"/>
+            </w:pPr>
+            <w:r>
+              <w:rPr>
+                <w:color w:val="BBBBBB"/>
+                <w:sz w:val="18"/>
+                <w:szCs w:val="18"/>
+              </w:rPr>
+              <w:t xml:space="preserve">____________________________</w:t>
+            </w:r>
+          </w:p>
+          <w:p>
+            <w:pPr>
+              <w:spacing w:after="30" w:before="40"/>
+            </w:pPr>
+            <w:r>
+              <w:rPr>
+                <w:b/>
+                <w:bCs/>
+                <w:color w:val="1A6FB5"/>
+                <w:sz w:val="18"/>
+                <w:szCs w:val="18"/>
+              </w:rPr>
+              <w:t xml:space="preserve">Although... _______________</w:t>
+            </w:r>
+          </w:p>
+          <w:p>
+            <w:pPr>
+              <w:spacing w:after="50" w:before="0"/>
+            </w:pPr>
+            <w:r>
+              <w:rPr>
+                <w:color w:val="BBBBBB"/>
+                <w:sz w:val="18"/>
+                <w:szCs w:val="18"/>
+              </w:rPr>
+              <w:t xml:space="preserve">____________________________</w:t>
+            </w:r>
+          </w:p>
+          <w:p>
+            <w:pPr>
+              <w:spacing w:after="30" w:before="40"/>
+            </w:pPr>
+            <w:r>
+              <w:rPr>
+                <w:b/>
+                <w:bCs/>
+                <w:color w:val="7A5400"/>
+                <w:sz w:val="18"/>
+                <w:szCs w:val="18"/>
+              </w:rPr>
+              <w:t xml:space="preserve">Therefore... ______________</w:t>
+            </w:r>
+          </w:p>
+          <w:p>
+            <w:pPr>
+              <w:spacing w:after="50" w:before="0"/>
+            </w:pPr>
+            <w:r>
+              <w:rPr>
+                <w:color w:val="BBBBBB"/>
+                <w:sz w:val="18"/>
+                <w:szCs w:val="18"/>
+              </w:rPr>
+              <w:t xml:space="preserve">____________________________</w:t>
+            </w:r>
+          </w:p>
+        </w:tc>
+      </w:tr>
+    </w:tbl>
+    <w:p>
+      <w:pPr>
+        <w:spacing w:after="60" w:before="0"/>
+      </w:pPr>
+      <w:r>
+        <w:t xml:space="preserve"/>
       </w:r>
     </w:p>
     <w:p>
@@ -336,50 +3148,616 @@
         <w:t xml:space="preserve">Full unit-rate problems.</w:t>
       </w:r>
     </w:p>
-    <w:p>
-      <w:pPr>
-        <w:spacing w:after="40" w:before="0"/>
-      </w:pPr>
-      <w:r>
-        <w:rPr>
-          <w:sz w:val="22"/>
-          <w:szCs w:val="22"/>
-        </w:rPr>
-        <w:t xml:space="preserve">1.  18 miles in 3 hours → miles per hour, then how far in 5 hours? (18 ÷ 3, then × 5)</w:t>
-      </w:r>
-    </w:p>
-    <w:p>
-      <w:pPr>
-        <w:spacing w:after="80" w:before="0"/>
-      </w:pPr>
-      <w:r>
-        <w:rPr>
-          <w:color w:val="BBBBBB"/>
-        </w:rPr>
-        <w:t xml:space="preserve">____________________________________________________</w:t>
-      </w:r>
-    </w:p>
-    <w:p>
-      <w:pPr>
-        <w:spacing w:after="40" w:before="0"/>
-      </w:pPr>
-      <w:r>
-        <w:rPr>
-          <w:sz w:val="22"/>
-          <w:szCs w:val="22"/>
-        </w:rPr>
-        <w:t xml:space="preserve">2.  $12 for 4 yogurts → price each, then cost of 7? (12 ÷ 4, then × 7)</w:t>
-      </w:r>
-    </w:p>
-    <w:p>
-      <w:pPr>
-        <w:spacing w:after="80" w:before="0"/>
-      </w:pPr>
-      <w:r>
-        <w:rPr>
-          <w:color w:val="BBBBBB"/>
-        </w:rPr>
-        <w:t xml:space="preserve">____________________________________________________</w:t>
+    <w:tbl>
+      <w:tblPr>
+        <w:tblW w:type="dxa" w:w="9360"/>
+        <w:tblBorders>
+          <w:top w:val="single" w:color="C7D2DD" w:sz="6"/>
+          <w:left w:val="single" w:color="C7D2DD" w:sz="6"/>
+          <w:bottom w:val="single" w:color="C7D2DD" w:sz="6"/>
+          <w:right w:val="single" w:color="C7D2DD" w:sz="6"/>
+          <w:insideH w:val="single" w:color="C7D2DD" w:sz="6"/>
+          <w:insideV w:val="single" w:color="C7D2DD" w:sz="6"/>
+        </w:tblBorders>
+      </w:tblPr>
+      <w:tblGrid>
+        <w:gridCol w:w="2800"/>
+        <w:gridCol w:w="3560"/>
+        <w:gridCol w:w="3000"/>
+      </w:tblGrid>
+      <w:tr>
+        <w:trPr>
+          <w:cantSplit/>
+          <w:tblHeader/>
+        </w:trPr>
+        <w:tc>
+          <w:tcPr>
+            <w:tcW w:type="dxa" w:w="2800"/>
+            <w:shd w:fill="EEF4F8" w:color="auto" w:val="clear"/>
+            <w:tcMar>
+              <w:top w:type="dxa" w:w="60"/>
+              <w:left w:type="dxa" w:w="100"/>
+              <w:bottom w:type="dxa" w:w="60"/>
+              <w:right w:type="dxa" w:w="100"/>
+            </w:tcMar>
+          </w:tcPr>
+          <w:p>
+            <w:pPr>
+              <w:spacing w:after="0" w:before="0"/>
+            </w:pPr>
+            <w:r>
+              <w:rPr>
+                <w:b/>
+                <w:bCs/>
+                <w:color w:val="0F2B3C"/>
+                <w:sz w:val="16"/>
+                <w:szCs w:val="16"/>
+              </w:rPr>
+              <w:t xml:space="preserve">CORE PROBLEM / GIVEN REPRESENTATION</w:t>
+            </w:r>
+          </w:p>
+        </w:tc>
+        <w:tc>
+          <w:tcPr>
+            <w:tcW w:type="dxa" w:w="3560"/>
+            <w:shd w:fill="EEF4F8" w:color="auto" w:val="clear"/>
+            <w:tcMar>
+              <w:top w:type="dxa" w:w="60"/>
+              <w:left w:type="dxa" w:w="100"/>
+              <w:bottom w:type="dxa" w:w="60"/>
+              <w:right w:type="dxa" w:w="100"/>
+            </w:tcMar>
+          </w:tcPr>
+          <w:p>
+            <w:pPr>
+              <w:spacing w:after="0" w:before="0"/>
+            </w:pPr>
+            <w:r>
+              <w:rPr>
+                <w:b/>
+                <w:bCs/>
+                <w:color w:val="0F2B3C"/>
+                <w:sz w:val="16"/>
+                <w:szCs w:val="16"/>
+              </w:rPr>
+              <w:t xml:space="preserve">WORKING SPACE / CALCULATION STEPS</w:t>
+            </w:r>
+          </w:p>
+        </w:tc>
+        <w:tc>
+          <w:tcPr>
+            <w:tcW w:type="dxa" w:w="3000"/>
+            <w:shd w:fill="FBF3E2" w:color="auto" w:val="clear"/>
+            <w:tcMar>
+              <w:top w:type="dxa" w:w="60"/>
+              <w:left w:type="dxa" w:w="100"/>
+              <w:bottom w:type="dxa" w:w="60"/>
+              <w:right w:type="dxa" w:w="100"/>
+            </w:tcMar>
+          </w:tcPr>
+          <w:p>
+            <w:pPr>
+              <w:spacing w:after="0" w:before="0"/>
+            </w:pPr>
+            <w:r>
+              <w:rPr>
+                <w:b/>
+                <w:bCs/>
+                <w:color w:val="7A5400"/>
+                <w:sz w:val="16"/>
+                <w:szCs w:val="16"/>
+              </w:rPr>
+              <w:t xml:space="preserve">EXPLAIN YOUR REASONING</w:t>
+            </w:r>
+          </w:p>
+        </w:tc>
+      </w:tr>
+      <w:tr>
+        <w:trPr>
+          <w:cantSplit/>
+        </w:trPr>
+        <w:tc>
+          <w:tcPr>
+            <w:tcW w:type="dxa" w:w="2800"/>
+            <w:tcMar>
+              <w:top w:type="dxa" w:w="80"/>
+              <w:left w:type="dxa" w:w="100"/>
+              <w:bottom w:type="dxa" w:w="80"/>
+              <w:right w:type="dxa" w:w="100"/>
+            </w:tcMar>
+            <w:vAlign w:val="top"/>
+          </w:tcPr>
+          <w:p>
+            <w:pPr>
+              <w:spacing w:after="40" w:before="0"/>
+            </w:pPr>
+            <w:r>
+              <w:rPr>
+                <w:b/>
+                <w:bCs/>
+                <w:color w:val="0F2B3C"/>
+                <w:sz w:val="20"/>
+                <w:szCs w:val="20"/>
+              </w:rPr>
+              <w:t xml:space="preserve">1.  18 miles in 3 hours → miles per hour, then how far in 5 hours? (18 ÷ 3, then × 5)</w:t>
+            </w:r>
+          </w:p>
+        </w:tc>
+        <w:tc>
+          <w:tcPr>
+            <w:tcW w:type="dxa" w:w="3560"/>
+            <w:tcMar>
+              <w:top w:type="dxa" w:w="80"/>
+              <w:left w:type="dxa" w:w="100"/>
+              <w:bottom w:type="dxa" w:w="80"/>
+              <w:right w:type="dxa" w:w="100"/>
+            </w:tcMar>
+            <w:vAlign w:val="top"/>
+          </w:tcPr>
+          <w:p>
+            <w:pPr>
+              <w:spacing w:after="50" w:before="0"/>
+            </w:pPr>
+            <w:r>
+              <w:rPr>
+                <w:color w:val="BBBBBB"/>
+                <w:sz w:val="18"/>
+                <w:szCs w:val="18"/>
+              </w:rPr>
+              <w:t xml:space="preserve">____________________________</w:t>
+            </w:r>
+          </w:p>
+          <w:p>
+            <w:pPr>
+              <w:spacing w:after="50" w:before="0"/>
+            </w:pPr>
+            <w:r>
+              <w:rPr>
+                <w:color w:val="BBBBBB"/>
+                <w:sz w:val="18"/>
+                <w:szCs w:val="18"/>
+              </w:rPr>
+              <w:t xml:space="preserve">____________________________</w:t>
+            </w:r>
+          </w:p>
+          <w:p>
+            <w:pPr>
+              <w:spacing w:after="50" w:before="0"/>
+            </w:pPr>
+            <w:r>
+              <w:rPr>
+                <w:color w:val="BBBBBB"/>
+                <w:sz w:val="18"/>
+                <w:szCs w:val="18"/>
+              </w:rPr>
+              <w:t xml:space="preserve">____________________________</w:t>
+            </w:r>
+          </w:p>
+          <w:p>
+            <w:pPr>
+              <w:spacing w:after="50" w:before="0"/>
+            </w:pPr>
+            <w:r>
+              <w:rPr>
+                <w:color w:val="BBBBBB"/>
+                <w:sz w:val="18"/>
+                <w:szCs w:val="18"/>
+              </w:rPr>
+              <w:t xml:space="preserve">____________________________</w:t>
+            </w:r>
+          </w:p>
+        </w:tc>
+        <w:tc>
+          <w:tcPr>
+            <w:tcW w:type="dxa" w:w="3000"/>
+            <w:shd w:fill="FBF3E2" w:color="auto" w:val="clear"/>
+            <w:tcMar>
+              <w:top w:type="dxa" w:w="80"/>
+              <w:left w:type="dxa" w:w="100"/>
+              <w:bottom w:type="dxa" w:w="80"/>
+              <w:right w:type="dxa" w:w="100"/>
+            </w:tcMar>
+            <w:vAlign w:val="top"/>
+          </w:tcPr>
+          <w:p>
+            <w:pPr>
+              <w:spacing w:after="30" w:before="0"/>
+            </w:pPr>
+            <w:r>
+              <w:rPr>
+                <w:b/>
+                <w:bCs/>
+                <w:color w:val="0F2B3C"/>
+                <w:sz w:val="18"/>
+                <w:szCs w:val="18"/>
+              </w:rPr>
+              <w:t xml:space="preserve">Because... ________________</w:t>
+            </w:r>
+          </w:p>
+          <w:p>
+            <w:pPr>
+              <w:spacing w:after="50" w:before="0"/>
+            </w:pPr>
+            <w:r>
+              <w:rPr>
+                <w:color w:val="BBBBBB"/>
+                <w:sz w:val="18"/>
+                <w:szCs w:val="18"/>
+              </w:rPr>
+              <w:t xml:space="preserve">____________________________</w:t>
+            </w:r>
+          </w:p>
+          <w:p>
+            <w:pPr>
+              <w:spacing w:after="30" w:before="40"/>
+            </w:pPr>
+            <w:r>
+              <w:rPr>
+                <w:b/>
+                <w:bCs/>
+                <w:color w:val="1A6FB5"/>
+                <w:sz w:val="18"/>
+                <w:szCs w:val="18"/>
+              </w:rPr>
+              <w:t xml:space="preserve">Although... _______________</w:t>
+            </w:r>
+          </w:p>
+          <w:p>
+            <w:pPr>
+              <w:spacing w:after="50" w:before="0"/>
+            </w:pPr>
+            <w:r>
+              <w:rPr>
+                <w:color w:val="BBBBBB"/>
+                <w:sz w:val="18"/>
+                <w:szCs w:val="18"/>
+              </w:rPr>
+              <w:t xml:space="preserve">____________________________</w:t>
+            </w:r>
+          </w:p>
+          <w:p>
+            <w:pPr>
+              <w:spacing w:after="30" w:before="40"/>
+            </w:pPr>
+            <w:r>
+              <w:rPr>
+                <w:b/>
+                <w:bCs/>
+                <w:color w:val="7A5400"/>
+                <w:sz w:val="18"/>
+                <w:szCs w:val="18"/>
+              </w:rPr>
+              <w:t xml:space="preserve">Therefore... ______________</w:t>
+            </w:r>
+          </w:p>
+          <w:p>
+            <w:pPr>
+              <w:spacing w:after="50" w:before="0"/>
+            </w:pPr>
+            <w:r>
+              <w:rPr>
+                <w:color w:val="BBBBBB"/>
+                <w:sz w:val="18"/>
+                <w:szCs w:val="18"/>
+              </w:rPr>
+              <w:t xml:space="preserve">____________________________</w:t>
+            </w:r>
+          </w:p>
+        </w:tc>
+      </w:tr>
+    </w:tbl>
+    <w:p>
+      <w:pPr>
+        <w:spacing w:after="60" w:before="0"/>
+      </w:pPr>
+      <w:r>
+        <w:t xml:space="preserve"/>
+      </w:r>
+    </w:p>
+    <w:tbl>
+      <w:tblPr>
+        <w:tblW w:type="dxa" w:w="9360"/>
+        <w:tblBorders>
+          <w:top w:val="single" w:color="C7D2DD" w:sz="6"/>
+          <w:left w:val="single" w:color="C7D2DD" w:sz="6"/>
+          <w:bottom w:val="single" w:color="C7D2DD" w:sz="6"/>
+          <w:right w:val="single" w:color="C7D2DD" w:sz="6"/>
+          <w:insideH w:val="single" w:color="C7D2DD" w:sz="6"/>
+          <w:insideV w:val="single" w:color="C7D2DD" w:sz="6"/>
+        </w:tblBorders>
+      </w:tblPr>
+      <w:tblGrid>
+        <w:gridCol w:w="2800"/>
+        <w:gridCol w:w="3560"/>
+        <w:gridCol w:w="3000"/>
+      </w:tblGrid>
+      <w:tr>
+        <w:trPr>
+          <w:cantSplit/>
+          <w:tblHeader/>
+        </w:trPr>
+        <w:tc>
+          <w:tcPr>
+            <w:tcW w:type="dxa" w:w="2800"/>
+            <w:shd w:fill="EEF4F8" w:color="auto" w:val="clear"/>
+            <w:tcMar>
+              <w:top w:type="dxa" w:w="60"/>
+              <w:left w:type="dxa" w:w="100"/>
+              <w:bottom w:type="dxa" w:w="60"/>
+              <w:right w:type="dxa" w:w="100"/>
+            </w:tcMar>
+          </w:tcPr>
+          <w:p>
+            <w:pPr>
+              <w:spacing w:after="0" w:before="0"/>
+            </w:pPr>
+            <w:r>
+              <w:rPr>
+                <w:b/>
+                <w:bCs/>
+                <w:color w:val="0F2B3C"/>
+                <w:sz w:val="16"/>
+                <w:szCs w:val="16"/>
+              </w:rPr>
+              <w:t xml:space="preserve">CORE PROBLEM / GIVEN REPRESENTATION</w:t>
+            </w:r>
+          </w:p>
+        </w:tc>
+        <w:tc>
+          <w:tcPr>
+            <w:tcW w:type="dxa" w:w="3560"/>
+            <w:shd w:fill="EEF4F8" w:color="auto" w:val="clear"/>
+            <w:tcMar>
+              <w:top w:type="dxa" w:w="60"/>
+              <w:left w:type="dxa" w:w="100"/>
+              <w:bottom w:type="dxa" w:w="60"/>
+              <w:right w:type="dxa" w:w="100"/>
+            </w:tcMar>
+          </w:tcPr>
+          <w:p>
+            <w:pPr>
+              <w:spacing w:after="0" w:before="0"/>
+            </w:pPr>
+            <w:r>
+              <w:rPr>
+                <w:b/>
+                <w:bCs/>
+                <w:color w:val="0F2B3C"/>
+                <w:sz w:val="16"/>
+                <w:szCs w:val="16"/>
+              </w:rPr>
+              <w:t xml:space="preserve">WORKING SPACE / CALCULATION STEPS</w:t>
+            </w:r>
+          </w:p>
+        </w:tc>
+        <w:tc>
+          <w:tcPr>
+            <w:tcW w:type="dxa" w:w="3000"/>
+            <w:shd w:fill="FBF3E2" w:color="auto" w:val="clear"/>
+            <w:tcMar>
+              <w:top w:type="dxa" w:w="60"/>
+              <w:left w:type="dxa" w:w="100"/>
+              <w:bottom w:type="dxa" w:w="60"/>
+              <w:right w:type="dxa" w:w="100"/>
+            </w:tcMar>
+          </w:tcPr>
+          <w:p>
+            <w:pPr>
+              <w:spacing w:after="0" w:before="0"/>
+            </w:pPr>
+            <w:r>
+              <w:rPr>
+                <w:b/>
+                <w:bCs/>
+                <w:color w:val="7A5400"/>
+                <w:sz w:val="16"/>
+                <w:szCs w:val="16"/>
+              </w:rPr>
+              <w:t xml:space="preserve">EXPLAIN YOUR REASONING</w:t>
+            </w:r>
+          </w:p>
+        </w:tc>
+      </w:tr>
+      <w:tr>
+        <w:trPr>
+          <w:cantSplit/>
+        </w:trPr>
+        <w:tc>
+          <w:tcPr>
+            <w:tcW w:type="dxa" w:w="2800"/>
+            <w:tcMar>
+              <w:top w:type="dxa" w:w="80"/>
+              <w:left w:type="dxa" w:w="100"/>
+              <w:bottom w:type="dxa" w:w="80"/>
+              <w:right w:type="dxa" w:w="100"/>
+            </w:tcMar>
+            <w:vAlign w:val="top"/>
+          </w:tcPr>
+          <w:p>
+            <w:pPr>
+              <w:spacing w:after="40" w:before="0"/>
+            </w:pPr>
+            <w:r>
+              <w:rPr>
+                <w:b/>
+                <w:bCs/>
+                <w:color w:val="0F2B3C"/>
+                <w:sz w:val="20"/>
+                <w:szCs w:val="20"/>
+              </w:rPr>
+              <w:t xml:space="preserve">2.  $12 for 4 yogurts → price each, then cost of 7? (12 ÷ 4, then × 7)</w:t>
+            </w:r>
+          </w:p>
+        </w:tc>
+        <w:tc>
+          <w:tcPr>
+            <w:tcW w:type="dxa" w:w="3560"/>
+            <w:tcMar>
+              <w:top w:type="dxa" w:w="80"/>
+              <w:left w:type="dxa" w:w="100"/>
+              <w:bottom w:type="dxa" w:w="80"/>
+              <w:right w:type="dxa" w:w="100"/>
+            </w:tcMar>
+            <w:vAlign w:val="top"/>
+          </w:tcPr>
+          <w:p>
+            <w:pPr>
+              <w:spacing w:after="50" w:before="0"/>
+            </w:pPr>
+            <w:r>
+              <w:rPr>
+                <w:color w:val="BBBBBB"/>
+                <w:sz w:val="18"/>
+                <w:szCs w:val="18"/>
+              </w:rPr>
+              <w:t xml:space="preserve">____________________________</w:t>
+            </w:r>
+          </w:p>
+          <w:p>
+            <w:pPr>
+              <w:spacing w:after="50" w:before="0"/>
+            </w:pPr>
+            <w:r>
+              <w:rPr>
+                <w:color w:val="BBBBBB"/>
+                <w:sz w:val="18"/>
+                <w:szCs w:val="18"/>
+              </w:rPr>
+              <w:t xml:space="preserve">____________________________</w:t>
+            </w:r>
+          </w:p>
+          <w:p>
+            <w:pPr>
+              <w:spacing w:after="50" w:before="0"/>
+            </w:pPr>
+            <w:r>
+              <w:rPr>
+                <w:color w:val="BBBBBB"/>
+                <w:sz w:val="18"/>
+                <w:szCs w:val="18"/>
+              </w:rPr>
+              <w:t xml:space="preserve">____________________________</w:t>
+            </w:r>
+          </w:p>
+          <w:p>
+            <w:pPr>
+              <w:spacing w:after="50" w:before="0"/>
+            </w:pPr>
+            <w:r>
+              <w:rPr>
+                <w:color w:val="BBBBBB"/>
+                <w:sz w:val="18"/>
+                <w:szCs w:val="18"/>
+              </w:rPr>
+              <w:t xml:space="preserve">____________________________</w:t>
+            </w:r>
+          </w:p>
+        </w:tc>
+        <w:tc>
+          <w:tcPr>
+            <w:tcW w:type="dxa" w:w="3000"/>
+            <w:shd w:fill="FBF3E2" w:color="auto" w:val="clear"/>
+            <w:tcMar>
+              <w:top w:type="dxa" w:w="80"/>
+              <w:left w:type="dxa" w:w="100"/>
+              <w:bottom w:type="dxa" w:w="80"/>
+              <w:right w:type="dxa" w:w="100"/>
+            </w:tcMar>
+            <w:vAlign w:val="top"/>
+          </w:tcPr>
+          <w:p>
+            <w:pPr>
+              <w:spacing w:after="30" w:before="0"/>
+            </w:pPr>
+            <w:r>
+              <w:rPr>
+                <w:b/>
+                <w:bCs/>
+                <w:color w:val="0F2B3C"/>
+                <w:sz w:val="18"/>
+                <w:szCs w:val="18"/>
+              </w:rPr>
+              <w:t xml:space="preserve">Because... ________________</w:t>
+            </w:r>
+          </w:p>
+          <w:p>
+            <w:pPr>
+              <w:spacing w:after="50" w:before="0"/>
+            </w:pPr>
+            <w:r>
+              <w:rPr>
+                <w:color w:val="BBBBBB"/>
+                <w:sz w:val="18"/>
+                <w:szCs w:val="18"/>
+              </w:rPr>
+              <w:t xml:space="preserve">____________________________</w:t>
+            </w:r>
+          </w:p>
+          <w:p>
+            <w:pPr>
+              <w:spacing w:after="30" w:before="40"/>
+            </w:pPr>
+            <w:r>
+              <w:rPr>
+                <w:b/>
+                <w:bCs/>
+                <w:color w:val="1A6FB5"/>
+                <w:sz w:val="18"/>
+                <w:szCs w:val="18"/>
+              </w:rPr>
+              <w:t xml:space="preserve">Although... _______________</w:t>
+            </w:r>
+          </w:p>
+          <w:p>
+            <w:pPr>
+              <w:spacing w:after="50" w:before="0"/>
+            </w:pPr>
+            <w:r>
+              <w:rPr>
+                <w:color w:val="BBBBBB"/>
+                <w:sz w:val="18"/>
+                <w:szCs w:val="18"/>
+              </w:rPr>
+              <w:t xml:space="preserve">____________________________</w:t>
+            </w:r>
+          </w:p>
+          <w:p>
+            <w:pPr>
+              <w:spacing w:after="30" w:before="40"/>
+            </w:pPr>
+            <w:r>
+              <w:rPr>
+                <w:b/>
+                <w:bCs/>
+                <w:color w:val="7A5400"/>
+                <w:sz w:val="18"/>
+                <w:szCs w:val="18"/>
+              </w:rPr>
+              <w:t xml:space="preserve">Therefore... ______________</w:t>
+            </w:r>
+          </w:p>
+          <w:p>
+            <w:pPr>
+              <w:spacing w:after="50" w:before="0"/>
+            </w:pPr>
+            <w:r>
+              <w:rPr>
+                <w:color w:val="BBBBBB"/>
+                <w:sz w:val="18"/>
+                <w:szCs w:val="18"/>
+              </w:rPr>
+              <w:t xml:space="preserve">____________________________</w:t>
+            </w:r>
+          </w:p>
+        </w:tc>
+      </w:tr>
+    </w:tbl>
+    <w:p>
+      <w:pPr>
+        <w:spacing w:after="60" w:before="0"/>
+      </w:pPr>
+      <w:r>
+        <w:t xml:space="preserve"/>
       </w:r>
     </w:p>
     <w:p>
@@ -443,6 +3821,141 @@
         <w:t xml:space="preserve">____________________________________________________</w:t>
       </w:r>
     </w:p>
+    <w:tbl>
+      <w:tblPr>
+        <w:tblW w:type="dxa" w:w="9360"/>
+        <w:tblBorders>
+          <w:top w:val="single" w:color="C7D2DD" w:sz="6"/>
+          <w:left w:val="single" w:color="C7D2DD" w:sz="6"/>
+          <w:bottom w:val="single" w:color="C7D2DD" w:sz="6"/>
+          <w:right w:val="single" w:color="C7D2DD" w:sz="6"/>
+          <w:insideH w:val="single" w:color="C7D2DD" w:sz="6"/>
+          <w:insideV w:val="single" w:color="C7D2DD" w:sz="6"/>
+        </w:tblBorders>
+      </w:tblPr>
+      <w:tblGrid>
+        <w:gridCol w:w="3120"/>
+        <w:gridCol w:w="3120"/>
+        <w:gridCol w:w="3120"/>
+      </w:tblGrid>
+      <w:tr>
+        <w:trPr>
+          <w:cantSplit/>
+          <w:tblHeader/>
+        </w:trPr>
+        <w:tc>
+          <w:tcPr>
+            <w:tcW w:type="dxa" w:w="9360"/>
+            <w:gridSpan w:val="3"/>
+            <w:shd w:fill="EEF4F8" w:color="auto" w:val="clear"/>
+            <w:tcMar>
+              <w:top w:type="dxa" w:w="60"/>
+              <w:left w:type="dxa" w:w="100"/>
+              <w:bottom w:type="dxa" w:w="60"/>
+              <w:right w:type="dxa" w:w="100"/>
+            </w:tcMar>
+          </w:tcPr>
+          <w:p>
+            <w:pPr>
+              <w:spacing w:after="0" w:before="0"/>
+            </w:pPr>
+            <w:r>
+              <w:rPr>
+                <w:b/>
+                <w:bCs/>
+                <w:color w:val="0F2B3C"/>
+                <w:sz w:val="18"/>
+                <w:szCs w:val="18"/>
+              </w:rPr>
+              <w:t xml:space="preserve">EXIT CHECK · 3-POINT SELF-ASSESSMENT CHECKLIST</w:t>
+            </w:r>
+          </w:p>
+        </w:tc>
+      </w:tr>
+      <w:tr>
+        <w:trPr>
+          <w:cantSplit/>
+        </w:trPr>
+        <w:tc>
+          <w:tcPr>
+            <w:tcW w:type="dxa" w:w="3120"/>
+            <w:tcMar>
+              <w:top w:type="dxa" w:w="80"/>
+              <w:left w:type="dxa" w:w="100"/>
+              <w:bottom w:type="dxa" w:w="80"/>
+              <w:right w:type="dxa" w:w="100"/>
+            </w:tcMar>
+          </w:tcPr>
+          <w:p>
+            <w:pPr>
+              <w:spacing w:after="0" w:before="0"/>
+            </w:pPr>
+            <w:r>
+              <w:rPr>
+                <w:b/>
+                <w:bCs/>
+                <w:color w:val="0F2B3C"/>
+                <w:sz w:val="18"/>
+                <w:szCs w:val="18"/>
+              </w:rPr>
+              <w:t xml:space="preserve">☐ 1. Units &amp; Labels Verified</w:t>
+            </w:r>
+          </w:p>
+        </w:tc>
+        <w:tc>
+          <w:tcPr>
+            <w:tcW w:type="dxa" w:w="3120"/>
+            <w:tcMar>
+              <w:top w:type="dxa" w:w="80"/>
+              <w:left w:type="dxa" w:w="100"/>
+              <w:bottom w:type="dxa" w:w="80"/>
+              <w:right w:type="dxa" w:w="100"/>
+            </w:tcMar>
+          </w:tcPr>
+          <w:p>
+            <w:pPr>
+              <w:spacing w:after="0" w:before="0"/>
+            </w:pPr>
+            <w:r>
+              <w:rPr>
+                <w:b/>
+                <w:bCs/>
+                <w:color w:val="0F2B3C"/>
+                <w:sz w:val="18"/>
+                <w:szCs w:val="18"/>
+              </w:rPr>
+              <w:t xml:space="preserve">☐ 2. Reasoning Stated (Because / Although / Therefore)</w:t>
+            </w:r>
+          </w:p>
+        </w:tc>
+        <w:tc>
+          <w:tcPr>
+            <w:tcW w:type="dxa" w:w="3120"/>
+            <w:tcMar>
+              <w:top w:type="dxa" w:w="80"/>
+              <w:left w:type="dxa" w:w="100"/>
+              <w:bottom w:type="dxa" w:w="80"/>
+              <w:right w:type="dxa" w:w="100"/>
+            </w:tcMar>
+          </w:tcPr>
+          <w:p>
+            <w:pPr>
+              <w:spacing w:after="0" w:before="0"/>
+            </w:pPr>
+            <w:r>
+              <w:rPr>
+                <w:b/>
+                <w:bCs/>
+                <w:color w:val="0F2B3C"/>
+                <w:sz w:val="18"/>
+                <w:szCs w:val="18"/>
+              </w:rPr>
+              <w:t xml:space="preserve">☐ 3. Calculations Double-Checked</w:t>
+            </w:r>
+          </w:p>
+        </w:tc>
+      </w:tr>
+    </w:tbl>
     <w:p>
       <w:pPr>
         <w:spacing w:after="60" w:before="120"/>
